--- a/docs/Вступительное-слово.docx
+++ b/docs/Вступительное-слово.docx
@@ -1,6 +1,6 @@
 
 <file path=word/document.xml><?xml version="1.0" encoding="utf-8"?>
-<w:document xmlns:wpc="http://schemas.microsoft.com/office/word/2010/wordprocessingCanvas" xmlns:cx="http://schemas.microsoft.com/office/drawing/2014/chartex" xmlns:cx1="http://schemas.microsoft.com/office/drawing/2015/9/8/chartex" xmlns:cx2="http://schemas.microsoft.com/office/drawing/2015/10/21/chartex" xmlns:cx3="http://schemas.microsoft.com/office/drawing/2016/5/9/chartex" xmlns:cx4="http://schemas.microsoft.com/office/drawing/2016/5/10/chartex" xmlns:cx5="http://schemas.microsoft.com/office/drawing/2016/5/11/chartex" xmlns:cx6="http://schemas.microsoft.com/office/drawing/2016/5/12/chartex" xmlns:cx7="http://schemas.microsoft.com/office/drawing/2016/5/13/chartex" xmlns:cx8="http://schemas.microsoft.com/office/drawing/2016/5/14/chartex" xmlns:mc="http://schemas.openxmlformats.org/markup-compatibility/2006" xmlns:aink="http://schemas.microsoft.com/office/drawing/2016/ink" xmlns:am3d="http://schemas.microsoft.com/office/drawing/2017/model3d" xmlns:o="urn:schemas-microsoft-com:office:office" xmlns:oel="http://schemas.microsoft.com/office/2019/extlst" xmlns:r="http://schemas.openxmlformats.org/officeDocument/2006/relationships" xmlns:m="http://schemas.openxmlformats.org/officeDocument/2006/math" xmlns:v="urn:schemas-microsoft-com:vml" xmlns:wp14="http://schemas.microsoft.com/office/word/2010/wordprocessingDrawing" xmlns:wp="http://schemas.openxmlformats.org/drawingml/2006/wordprocessingDrawing" xmlns:w10="urn:schemas-microsoft-com:office:word" xmlns:w="http://schemas.openxmlformats.org/wordprocessingml/2006/main" xmlns:w14="http://schemas.microsoft.com/office/word/2010/wordml" xmlns:w15="http://schemas.microsoft.com/office/word/2012/wordml" xmlns:w16cei="http://schemas.microsoft.com/office/word/2026/wordml/cei" xmlns:w16cex="http://schemas.microsoft.com/office/word/2018/wordml/cex" xmlns:w16cid="http://schemas.microsoft.com/office/word/2016/wordml/cid" xmlns:w16="http://schemas.microsoft.com/office/word/2018/wordml" xmlns:w16du="http://schemas.microsoft.com/office/word/2023/wordml/word16du" xmlns:w16sdtdh="http://schemas.microsoft.com/office/word/2020/wordml/sdtdatahash" xmlns:w16sdtfl="http://schemas.microsoft.com/office/word/2024/wordml/sdtformatlock" xmlns:w16se="http://schemas.microsoft.com/office/word/2015/wordml/symex" xmlns:wpg="http://schemas.microsoft.com/office/word/2010/wordprocessingGroup" xmlns:wpi="http://schemas.microsoft.com/office/word/2010/wordprocessingInk" xmlns:wne="http://schemas.microsoft.com/office/word/2006/wordml" xmlns:wps="http://schemas.microsoft.com/office/word/2010/wordprocessingShape" mc:Ignorable="w14 w15 w16se w16cid w16 w16cex w16sdtdh w16sdtfl w16du wp14">
+<w:document xmlns:wpc="http://schemas.microsoft.com/office/word/2010/wordprocessingCanvas" xmlns:cx="http://schemas.microsoft.com/office/drawing/2014/chartex" xmlns:cx1="http://schemas.microsoft.com/office/drawing/2015/9/8/chartex" xmlns:cx2="http://schemas.microsoft.com/office/drawing/2015/10/21/chartex" xmlns:cx3="http://schemas.microsoft.com/office/drawing/2016/5/9/chartex" xmlns:cx4="http://schemas.microsoft.com/office/drawing/2016/5/10/chartex" xmlns:cx5="http://schemas.microsoft.com/office/drawing/2016/5/11/chartex" xmlns:cx6="http://schemas.microsoft.com/office/drawing/2016/5/12/chartex" xmlns:cx7="http://schemas.microsoft.com/office/drawing/2016/5/13/chartex" xmlns:cx8="http://schemas.microsoft.com/office/drawing/2016/5/14/chartex" xmlns:mc="http://schemas.openxmlformats.org/markup-compatibility/2006" xmlns:aink="http://schemas.microsoft.com/office/drawing/2016/ink" xmlns:am3d="http://schemas.microsoft.com/office/drawing/2017/model3d" xmlns:o="urn:schemas-microsoft-com:office:office" xmlns:oel="http://schemas.microsoft.com/office/2019/extlst" xmlns:r="http://schemas.openxmlformats.org/officeDocument/2006/relationships" xmlns:m="http://schemas.openxmlformats.org/officeDocument/2006/math" xmlns:v="urn:schemas-microsoft-com:vml" xmlns:wp14="http://schemas.microsoft.com/office/word/2010/wordprocessingDrawing" xmlns:wp="http://schemas.openxmlformats.org/drawingml/2006/wordprocessingDrawing" xmlns:w10="urn:schemas-microsoft-com:office:word" xmlns:w="http://schemas.openxmlformats.org/wordprocessingml/2006/main" xmlns:w14="http://schemas.microsoft.com/office/word/2010/wordml" xmlns:w15="http://schemas.microsoft.com/office/word/2012/wordml" xmlns:w16cex="http://schemas.microsoft.com/office/word/2018/wordml/cex" xmlns:w16cid="http://schemas.microsoft.com/office/word/2016/wordml/cid" xmlns:w16="http://schemas.microsoft.com/office/word/2018/wordml" xmlns:w16du="http://schemas.microsoft.com/office/word/2023/wordml/word16du" xmlns:w16sdtdh="http://schemas.microsoft.com/office/word/2020/wordml/sdtdatahash" xmlns:w16sdtfl="http://schemas.microsoft.com/office/word/2024/wordml/sdtformatlock" xmlns:w16se="http://schemas.microsoft.com/office/word/2015/wordml/symex" xmlns:wpg="http://schemas.microsoft.com/office/word/2010/wordprocessingGroup" xmlns:wpi="http://schemas.microsoft.com/office/word/2010/wordprocessingInk" xmlns:wne="http://schemas.microsoft.com/office/word/2006/wordml" xmlns:wps="http://schemas.microsoft.com/office/word/2010/wordprocessingShape" mc:Ignorable="w14 w15 w16se w16cid w16 w16cex w16sdtdh w16sdtfl w16du wp14">
   <w:body>
     <w:p>
       <w:pPr>
@@ -87,7 +87,7 @@
     <w:p>
       <w:pPr>
         <w:pStyle w:val="BodyText"/>
-        <w:spacing w:after="0"/>
+        <w:spacing w:after="0" w:line="240" w:lineRule="auto"/>
         <w:rPr>
           <w:rFonts w:asciiTheme="minorHAnsi" w:hAnsiTheme="minorHAnsi"/>
           <w:lang w:val="ru-RU"/>
@@ -97,7 +97,7 @@
     <w:p>
       <w:pPr>
         <w:pStyle w:val="BodyText"/>
-        <w:spacing w:after="0"/>
+        <w:spacing w:after="0" w:line="240" w:lineRule="auto"/>
         <w:rPr>
           <w:rFonts w:asciiTheme="minorHAnsi" w:hAnsiTheme="minorHAnsi" w:cs="Arial"/>
           <w:lang w:val="ru-RU"/>
@@ -382,14 +382,14 @@
         <w:rPr>
           <w:lang w:val="ru-RU"/>
         </w:rPr>
-        <w:t xml:space="preserve"> Женщин расстреливали по будням, по выходным и по праздникам. Женщин расстреливали по спускаемым свыше планам и сверх плана, их убивали </w:t>
+        <w:t xml:space="preserve"> Женщин расстреливали по будням, по выходным и по праздникам. Женщин расстреливали по спускаемым свыше планам и сверх плана, их убивали показательно, в назидание другим, их убивали тайно и хоронили тайно, их убивали </w:t>
       </w:r>
       <w:r>
         <w:rPr>
           <w:lang w:val="ru-RU"/>
         </w:rPr>
         <w:lastRenderedPageBreak/>
-        <w:t>показательно, в назидание другим, их убивали тайно и хоронили тайно, их убивали заодно с их детьми, мужьями, отцами, матерями, братьями, сестрами. Их убивали для отчетности, для повышения по службе, для получения званий и наград. Их убивали всласть. Их арестовывали, обыскивали, допрашивали, пытали, выносили приговор и расстреливали облеченные властью – главным образом мужчины (хотя среди лагерной и тюремной администрации и охраны попадались и женщины).</w:t>
+        <w:t>заодно с их детьми, мужьями, отцами, матерями, братьями, сестрами. Их убивали для отчетности, для повышения по службе, для получения званий и наград. Их убивали всласть. Их арестовывали, обыскивали, допрашивали, пытали, выносили приговор и расстреливали облеченные властью – главным образом мужчины (хотя среди лагерной и тюремной администрации и охраны попадались и женщины).</w:t>
       </w:r>
       <w:r>
         <w:rPr>
@@ -1301,7 +1301,6 @@
     <w:p>
       <w:pPr>
         <w:spacing w:after="0" w:line="240" w:lineRule="auto"/>
-        <w:ind w:left="720"/>
         <w:rPr>
           <w:rFonts w:cs="Arial"/>
           <w:i/>
@@ -1322,7 +1321,6 @@
     <w:p>
       <w:pPr>
         <w:spacing w:after="0" w:line="240" w:lineRule="auto"/>
-        <w:ind w:left="720"/>
         <w:rPr>
           <w:rFonts w:eastAsia="Times New Roman" w:cstheme="minorHAnsi"/>
           <w:i/>
@@ -1379,7 +1377,6 @@
     <w:p>
       <w:pPr>
         <w:spacing w:after="0" w:line="240" w:lineRule="auto"/>
-        <w:ind w:left="720"/>
         <w:rPr>
           <w:rFonts w:eastAsia="Times New Roman" w:cstheme="minorHAnsi"/>
           <w:i/>
@@ -1516,7 +1513,6 @@
     <w:p>
       <w:pPr>
         <w:spacing w:after="0" w:line="240" w:lineRule="auto"/>
-        <w:ind w:left="720"/>
         <w:rPr>
           <w:rFonts w:cs="Arial"/>
           <w:i/>
@@ -1636,7 +1632,6 @@
     <w:p>
       <w:pPr>
         <w:spacing w:after="0" w:line="240" w:lineRule="auto"/>
-        <w:ind w:left="720"/>
         <w:rPr>
           <w:rFonts w:cs="Arial"/>
           <w:i/>
@@ -2127,7 +2122,7 @@
     </w:p>
     <w:p>
       <w:pPr>
-        <w:spacing w:after="0"/>
+        <w:spacing w:after="0" w:line="240" w:lineRule="auto"/>
         <w:rPr>
           <w:rFonts w:ascii="Arial" w:hAnsi="Arial" w:cs="Arial"/>
           <w:sz w:val="18"/>
@@ -2138,7 +2133,7 @@
     </w:p>
     <w:p>
       <w:pPr>
-        <w:spacing w:after="0"/>
+        <w:spacing w:after="0" w:line="240" w:lineRule="auto"/>
         <w:rPr>
           <w:rFonts w:ascii="Arial" w:eastAsia="Times New Roman" w:hAnsi="Arial" w:cs="Arial"/>
           <w:b/>
@@ -2167,7 +2162,7 @@
     </w:p>
     <w:p>
       <w:pPr>
-        <w:spacing w:after="0"/>
+        <w:spacing w:after="0" w:line="240" w:lineRule="auto"/>
         <w:rPr>
           <w:rFonts w:ascii="Arial" w:eastAsia="Times New Roman" w:hAnsi="Arial" w:cs="Arial"/>
           <w:b/>
@@ -2196,7 +2191,7 @@
     </w:p>
     <w:p>
       <w:pPr>
-        <w:spacing w:after="0"/>
+        <w:spacing w:after="0" w:line="240" w:lineRule="auto"/>
         <w:rPr>
           <w:rFonts w:ascii="Arial" w:eastAsia="Times New Roman" w:hAnsi="Arial" w:cs="Arial"/>
           <w:b/>
@@ -2207,7 +2202,178 @@
           <w:lang w:val="ru-RU"/>
         </w:rPr>
       </w:pPr>
-      <w:r>
+      <w:hyperlink r:id="rId7" w:history="1">
+        <w:r>
+          <w:rPr>
+            <w:rStyle w:val="Hyperlink"/>
+            <w:rFonts w:ascii="Arial" w:eastAsia="Times New Roman" w:hAnsi="Arial" w:cs="Arial"/>
+            <w:b/>
+            <w:bCs/>
+            <w:kern w:val="0"/>
+            <w:sz w:val="18"/>
+            <w:szCs w:val="18"/>
+          </w:rPr>
+          <w:t>https</w:t>
+        </w:r>
+        <w:r>
+          <w:rPr>
+            <w:rStyle w:val="Hyperlink"/>
+            <w:rFonts w:ascii="Arial" w:eastAsia="Times New Roman" w:hAnsi="Arial" w:cs="Arial"/>
+            <w:b/>
+            <w:bCs/>
+            <w:kern w:val="0"/>
+            <w:sz w:val="18"/>
+            <w:szCs w:val="18"/>
+            <w:lang w:val="ru-RU"/>
+          </w:rPr>
+          <w:t>://</w:t>
+        </w:r>
+        <w:proofErr w:type="spellStart"/>
+        <w:r>
+          <w:rPr>
+            <w:rStyle w:val="Hyperlink"/>
+            <w:rFonts w:ascii="Arial" w:eastAsia="Times New Roman" w:hAnsi="Arial" w:cs="Arial"/>
+            <w:b/>
+            <w:bCs/>
+            <w:kern w:val="0"/>
+            <w:sz w:val="18"/>
+            <w:szCs w:val="18"/>
+          </w:rPr>
+          <w:t>chumakou</w:t>
+        </w:r>
+        <w:proofErr w:type="spellEnd"/>
+        <w:r>
+          <w:rPr>
+            <w:rStyle w:val="Hyperlink"/>
+            <w:rFonts w:ascii="Arial" w:eastAsia="Times New Roman" w:hAnsi="Arial" w:cs="Arial"/>
+            <w:b/>
+            <w:bCs/>
+            <w:kern w:val="0"/>
+            <w:sz w:val="18"/>
+            <w:szCs w:val="18"/>
+            <w:lang w:val="ru-RU"/>
+          </w:rPr>
+          <w:t>.</w:t>
+        </w:r>
+        <w:r>
+          <w:rPr>
+            <w:rStyle w:val="Hyperlink"/>
+            <w:rFonts w:ascii="Arial" w:eastAsia="Times New Roman" w:hAnsi="Arial" w:cs="Arial"/>
+            <w:b/>
+            <w:bCs/>
+            <w:kern w:val="0"/>
+            <w:sz w:val="18"/>
+            <w:szCs w:val="18"/>
+          </w:rPr>
+          <w:t>com</w:t>
+        </w:r>
+        <w:r>
+          <w:rPr>
+            <w:rStyle w:val="Hyperlink"/>
+            <w:rFonts w:ascii="Arial" w:eastAsia="Times New Roman" w:hAnsi="Arial" w:cs="Arial"/>
+            <w:b/>
+            <w:bCs/>
+            <w:kern w:val="0"/>
+            <w:sz w:val="18"/>
+            <w:szCs w:val="18"/>
+            <w:lang w:val="ru-RU"/>
+          </w:rPr>
+          <w:t>/</w:t>
+        </w:r>
+        <w:r>
+          <w:rPr>
+            <w:rStyle w:val="Hyperlink"/>
+            <w:rFonts w:ascii="Arial" w:eastAsia="Times New Roman" w:hAnsi="Arial" w:cs="Arial"/>
+            <w:b/>
+            <w:bCs/>
+            <w:kern w:val="0"/>
+            <w:sz w:val="18"/>
+            <w:szCs w:val="18"/>
+          </w:rPr>
+          <w:t>projects</w:t>
+        </w:r>
+        <w:r>
+          <w:rPr>
+            <w:rStyle w:val="Hyperlink"/>
+            <w:rFonts w:ascii="Arial" w:eastAsia="Times New Roman" w:hAnsi="Arial" w:cs="Arial"/>
+            <w:b/>
+            <w:bCs/>
+            <w:kern w:val="0"/>
+            <w:sz w:val="18"/>
+            <w:szCs w:val="18"/>
+            <w:lang w:val="ru-RU"/>
+          </w:rPr>
+          <w:t>/</w:t>
+        </w:r>
+        <w:proofErr w:type="spellStart"/>
+        <w:r>
+          <w:rPr>
+            <w:rStyle w:val="Hyperlink"/>
+            <w:rFonts w:ascii="Arial" w:eastAsia="Times New Roman" w:hAnsi="Arial" w:cs="Arial"/>
+            <w:b/>
+            <w:bCs/>
+            <w:kern w:val="0"/>
+            <w:sz w:val="18"/>
+            <w:szCs w:val="18"/>
+          </w:rPr>
+          <w:t>belarus</w:t>
+        </w:r>
+        <w:proofErr w:type="spellEnd"/>
+        <w:r>
+          <w:rPr>
+            <w:rStyle w:val="Hyperlink"/>
+            <w:rFonts w:ascii="Arial" w:eastAsia="Times New Roman" w:hAnsi="Arial" w:cs="Arial"/>
+            <w:b/>
+            <w:bCs/>
+            <w:kern w:val="0"/>
+            <w:sz w:val="18"/>
+            <w:szCs w:val="18"/>
+            <w:lang w:val="ru-RU"/>
+          </w:rPr>
+          <w:t>1937/</w:t>
+        </w:r>
+        <w:r>
+          <w:rPr>
+            <w:rStyle w:val="Hyperlink"/>
+            <w:rFonts w:ascii="Arial" w:eastAsia="Times New Roman" w:hAnsi="Arial" w:cs="Arial"/>
+            <w:b/>
+            <w:bCs/>
+            <w:kern w:val="0"/>
+            <w:sz w:val="18"/>
+            <w:szCs w:val="18"/>
+          </w:rPr>
+          <w:t>index</w:t>
+        </w:r>
+        <w:r>
+          <w:rPr>
+            <w:rStyle w:val="Hyperlink"/>
+            <w:rFonts w:ascii="Arial" w:eastAsia="Times New Roman" w:hAnsi="Arial" w:cs="Arial"/>
+            <w:b/>
+            <w:bCs/>
+            <w:kern w:val="0"/>
+            <w:sz w:val="18"/>
+            <w:szCs w:val="18"/>
+            <w:lang w:val="ru-RU"/>
+          </w:rPr>
+          <w:t>.</w:t>
+        </w:r>
+        <w:r>
+          <w:rPr>
+            <w:rStyle w:val="Hyperlink"/>
+            <w:rFonts w:ascii="Arial" w:eastAsia="Times New Roman" w:hAnsi="Arial" w:cs="Arial"/>
+            <w:b/>
+            <w:bCs/>
+            <w:kern w:val="0"/>
+            <w:sz w:val="18"/>
+            <w:szCs w:val="18"/>
+          </w:rPr>
+          <w:t>html</w:t>
+        </w:r>
+      </w:hyperlink>
+    </w:p>
+    <w:p>
+      <w:pPr>
+        <w:spacing w:after="0" w:line="240" w:lineRule="auto"/>
         <w:rPr>
           <w:rFonts w:ascii="Arial" w:eastAsia="Times New Roman" w:hAnsi="Arial" w:cs="Arial"/>
           <w:b/>
@@ -2215,10 +2381,28 @@
           <w:kern w:val="0"/>
           <w:sz w:val="18"/>
           <w:szCs w:val="18"/>
-        </w:rPr>
-        <w:t>https</w:t>
-      </w:r>
-      <w:r>
+          <w:lang w:val="ru-RU"/>
+        </w:rPr>
+      </w:pPr>
+      <w:hyperlink r:id="rId8" w:history="1">
+        <w:r>
+          <w:rPr>
+            <w:rStyle w:val="Hyperlink"/>
+            <w:rFonts w:ascii="Arial" w:hAnsi="Arial" w:cs="Arial"/>
+            <w:b/>
+            <w:bCs/>
+            <w:color w:val="auto"/>
+            <w:sz w:val="18"/>
+            <w:szCs w:val="18"/>
+            <w:lang w:val="ru-RU"/>
+          </w:rPr>
+          <w:t>БЕССМЕРТНЫЙ БАРАК. КНИГИ ПАМЯТИ</w:t>
+        </w:r>
+      </w:hyperlink>
+    </w:p>
+    <w:p>
+      <w:pPr>
+        <w:spacing w:after="0" w:line="240" w:lineRule="auto"/>
         <w:rPr>
           <w:rFonts w:ascii="Arial" w:eastAsia="Times New Roman" w:hAnsi="Arial" w:cs="Arial"/>
           <w:b/>
@@ -2228,9 +2412,63 @@
           <w:szCs w:val="18"/>
           <w:lang w:val="ru-RU"/>
         </w:rPr>
-        <w:t>://</w:t>
-      </w:r>
-      <w:proofErr w:type="spellStart"/>
+      </w:pPr>
+      <w:hyperlink r:id="rId9" w:history="1">
+        <w:r>
+          <w:rPr>
+            <w:rStyle w:val="Hyperlink"/>
+            <w:rFonts w:ascii="Arial" w:hAnsi="Arial" w:cs="Arial"/>
+            <w:b/>
+            <w:bCs/>
+            <w:color w:val="auto"/>
+            <w:sz w:val="18"/>
+            <w:szCs w:val="18"/>
+            <w:lang w:val="ru-RU"/>
+          </w:rPr>
+          <w:t>Бутовский полиго</w:t>
+        </w:r>
+        <w:r>
+          <w:rPr>
+            <w:rStyle w:val="Hyperlink"/>
+            <w:rFonts w:ascii="Arial" w:hAnsi="Arial" w:cs="Arial"/>
+            <w:b/>
+            <w:bCs/>
+            <w:color w:val="auto"/>
+            <w:sz w:val="18"/>
+            <w:szCs w:val="18"/>
+            <w:lang w:val="ru-RU"/>
+          </w:rPr>
+          <w:t xml:space="preserve">н НКВД в </w:t>
+        </w:r>
+        <w:proofErr w:type="gramStart"/>
+        <w:r>
+          <w:rPr>
+            <w:rStyle w:val="Hyperlink"/>
+            <w:rFonts w:ascii="Arial" w:hAnsi="Arial" w:cs="Arial"/>
+            <w:b/>
+            <w:bCs/>
+            <w:color w:val="auto"/>
+            <w:sz w:val="18"/>
+            <w:szCs w:val="18"/>
+            <w:lang w:val="ru-RU"/>
+          </w:rPr>
+          <w:t>1937-1938</w:t>
+        </w:r>
+        <w:proofErr w:type="gramEnd"/>
+        <w:r>
+          <w:rPr>
+            <w:rStyle w:val="Hyperlink"/>
+            <w:rFonts w:ascii="Arial" w:hAnsi="Arial" w:cs="Arial"/>
+            <w:b/>
+            <w:bCs/>
+            <w:color w:val="auto"/>
+            <w:sz w:val="18"/>
+            <w:szCs w:val="18"/>
+            <w:lang w:val="ru-RU"/>
+          </w:rPr>
+          <w:t xml:space="preserve"> гг.</w:t>
+        </w:r>
+      </w:hyperlink>
       <w:r>
         <w:rPr>
           <w:rFonts w:ascii="Arial" w:eastAsia="Times New Roman" w:hAnsi="Arial" w:cs="Arial"/>
@@ -2239,11 +2477,214 @@
           <w:kern w:val="0"/>
           <w:sz w:val="18"/>
           <w:szCs w:val="18"/>
-        </w:rPr>
-        <w:t>chumakou</w:t>
-      </w:r>
-      <w:proofErr w:type="spellEnd"/>
-      <w:r>
+          <w:lang w:val="ru-RU"/>
+        </w:rPr>
+        <w:t xml:space="preserve"> </w:t>
+      </w:r>
+    </w:p>
+    <w:p>
+      <w:pPr>
+        <w:spacing w:after="0" w:line="240" w:lineRule="auto"/>
+        <w:rPr>
+          <w:lang w:val="ru-RU"/>
+        </w:rPr>
+      </w:pPr>
+      <w:hyperlink r:id="rId10" w:tgtFrame="_blank" w:history="1">
+        <w:r>
+          <w:rPr>
+            <w:rStyle w:val="Hyperlink"/>
+            <w:rFonts w:ascii="Arial" w:hAnsi="Arial" w:cs="Arial"/>
+            <w:b/>
+            <w:bCs/>
+            <w:color w:val="auto"/>
+            <w:sz w:val="18"/>
+            <w:szCs w:val="18"/>
+            <w:lang w:val="ru-RU"/>
+          </w:rPr>
+          <w:t>ВОЗВРАЩЕННЫЕ ИМЕНА. КНИГИ ПАМЯТИ РОССИИ</w:t>
+        </w:r>
+      </w:hyperlink>
+      <w:r>
+        <w:rPr>
+          <w:lang w:val="ru-RU"/>
+        </w:rPr>
+        <w:t xml:space="preserve"> </w:t>
+      </w:r>
+      <w:r>
+        <w:rPr>
+          <w:lang w:val="ru-RU"/>
+        </w:rPr>
+        <w:t xml:space="preserve"> </w:t>
+      </w:r>
+    </w:p>
+    <w:p>
+      <w:pPr>
+        <w:spacing w:after="0" w:line="240" w:lineRule="auto"/>
+        <w:rPr>
+          <w:rFonts w:ascii="Arial" w:hAnsi="Arial" w:cs="Arial"/>
+          <w:sz w:val="18"/>
+          <w:szCs w:val="18"/>
+          <w:lang w:val="ru-RU"/>
+        </w:rPr>
+      </w:pPr>
+      <w:hyperlink r:id="rId11" w:history="1">
+        <w:r>
+          <w:rPr>
+            <w:rStyle w:val="Hyperlink"/>
+            <w:rFonts w:ascii="Arial" w:hAnsi="Arial" w:cs="Arial"/>
+            <w:b/>
+            <w:bCs/>
+            <w:color w:val="auto"/>
+            <w:sz w:val="18"/>
+            <w:szCs w:val="18"/>
+            <w:lang w:val="ru-RU"/>
+          </w:rPr>
+          <w:t>Жертвы политических репрессий в Челябинской области</w:t>
+        </w:r>
+      </w:hyperlink>
+    </w:p>
+    <w:p>
+      <w:pPr>
+        <w:spacing w:after="0" w:line="240" w:lineRule="auto"/>
+        <w:rPr>
+          <w:rFonts w:ascii="Arial" w:hAnsi="Arial" w:cs="Arial"/>
+          <w:sz w:val="18"/>
+          <w:szCs w:val="18"/>
+          <w:lang w:val="ru-RU"/>
+        </w:rPr>
+      </w:pPr>
+      <w:hyperlink r:id="rId12" w:history="1">
+        <w:r>
+          <w:rPr>
+            <w:rStyle w:val="Hyperlink"/>
+            <w:rFonts w:ascii="Arial" w:hAnsi="Arial" w:cs="Arial"/>
+            <w:b/>
+            <w:bCs/>
+            <w:color w:val="auto"/>
+            <w:sz w:val="18"/>
+            <w:szCs w:val="18"/>
+            <w:lang w:val="ru-RU"/>
+          </w:rPr>
+          <w:t xml:space="preserve">Памяти репрессированных католиков </w:t>
+        </w:r>
+      </w:hyperlink>
+      <w:r>
+        <w:rPr>
+          <w:rFonts w:ascii="Arial" w:hAnsi="Arial" w:cs="Arial"/>
+          <w:sz w:val="18"/>
+          <w:szCs w:val="18"/>
+          <w:lang w:val="ru-RU"/>
+        </w:rPr>
+        <w:t xml:space="preserve"> </w:t>
+      </w:r>
+    </w:p>
+    <w:p>
+      <w:pPr>
+        <w:spacing w:after="0" w:line="240" w:lineRule="auto"/>
+        <w:rPr>
+          <w:lang w:val="ru-RU"/>
+        </w:rPr>
+      </w:pPr>
+      <w:hyperlink r:id="rId13" w:history="1">
+        <w:r>
+          <w:rPr>
+            <w:rStyle w:val="Hyperlink"/>
+            <w:rFonts w:ascii="Arial" w:hAnsi="Arial" w:cs="Arial"/>
+            <w:b/>
+            <w:bCs/>
+            <w:color w:val="auto"/>
+            <w:sz w:val="20"/>
+            <w:szCs w:val="20"/>
+            <w:lang w:val="ru-RU"/>
+          </w:rPr>
+          <w:t xml:space="preserve">Книга памяти работников советской дипломатической службы </w:t>
+        </w:r>
+        <w:r>
+          <w:rPr>
+            <w:rStyle w:val="Hyperlink"/>
+            <w:rFonts w:ascii="Arial" w:hAnsi="Arial" w:cs="Arial"/>
+            <w:b/>
+            <w:bCs/>
+            <w:color w:val="auto"/>
+            <w:sz w:val="20"/>
+            <w:szCs w:val="20"/>
+            <w:lang w:val="ru-RU"/>
+          </w:rPr>
+          <w:t>–</w:t>
+        </w:r>
+        <w:r>
+          <w:rPr>
+            <w:rStyle w:val="Hyperlink"/>
+            <w:rFonts w:ascii="Arial" w:hAnsi="Arial" w:cs="Arial"/>
+            <w:b/>
+            <w:bCs/>
+            <w:color w:val="auto"/>
+            <w:sz w:val="20"/>
+            <w:szCs w:val="20"/>
+            <w:lang w:val="ru-RU"/>
+          </w:rPr>
+          <w:t xml:space="preserve"> жертв репрессий</w:t>
+        </w:r>
+      </w:hyperlink>
+    </w:p>
+    <w:p>
+      <w:pPr>
+        <w:spacing w:after="0" w:line="240" w:lineRule="auto"/>
+        <w:rPr>
+          <w:rFonts w:ascii="Arial" w:hAnsi="Arial" w:cs="Arial"/>
+          <w:sz w:val="18"/>
+          <w:szCs w:val="18"/>
+          <w:lang w:val="ru-RU"/>
+        </w:rPr>
+      </w:pPr>
+      <w:hyperlink r:id="rId14" w:tgtFrame="_blank" w:history="1">
+        <w:r>
+          <w:rPr>
+            <w:rStyle w:val="Hyperlink"/>
+            <w:rFonts w:ascii="Arial" w:eastAsia="Times New Roman" w:hAnsi="Arial" w:cs="Arial"/>
+            <w:b/>
+            <w:bCs/>
+            <w:color w:val="auto"/>
+            <w:kern w:val="0"/>
+            <w:sz w:val="18"/>
+            <w:szCs w:val="18"/>
+            <w:lang w:val="ru-RU"/>
+          </w:rPr>
+          <w:t>КОЛЫМА</w:t>
+        </w:r>
+        <w:r>
+          <w:rPr>
+            <w:rStyle w:val="Hyperlink"/>
+            <w:rFonts w:ascii="Arial" w:eastAsia="Times New Roman" w:hAnsi="Arial" w:cs="Arial"/>
+            <w:b/>
+            <w:bCs/>
+            <w:color w:val="auto"/>
+            <w:kern w:val="0"/>
+            <w:sz w:val="18"/>
+            <w:szCs w:val="18"/>
+            <w:lang w:val="ru-RU"/>
+          </w:rPr>
+          <w:t xml:space="preserve"> </w:t>
+        </w:r>
+        <w:r>
+          <w:rPr>
+            <w:rStyle w:val="Hyperlink"/>
+            <w:rFonts w:ascii="Arial" w:eastAsia="Times New Roman" w:hAnsi="Arial" w:cs="Arial"/>
+            <w:b/>
+            <w:bCs/>
+            <w:color w:val="auto"/>
+            <w:kern w:val="0"/>
+            <w:sz w:val="18"/>
+            <w:szCs w:val="18"/>
+            <w:lang w:val="ru-RU"/>
+          </w:rPr>
+          <w:t xml:space="preserve"> </w:t>
+        </w:r>
+      </w:hyperlink>
+    </w:p>
+    <w:p>
+      <w:pPr>
+        <w:spacing w:after="0" w:line="240" w:lineRule="auto"/>
         <w:rPr>
           <w:rFonts w:ascii="Arial" w:eastAsia="Times New Roman" w:hAnsi="Arial" w:cs="Arial"/>
           <w:b/>
@@ -2253,9 +2694,253 @@
           <w:szCs w:val="18"/>
           <w:lang w:val="ru-RU"/>
         </w:rPr>
-        <w:t>.</w:t>
-      </w:r>
-      <w:r>
+      </w:pPr>
+      <w:hyperlink r:id="rId15" w:tgtFrame="_blank" w:history="1">
+        <w:r>
+          <w:rPr>
+            <w:rStyle w:val="Hyperlink"/>
+            <w:rFonts w:ascii="Arial" w:eastAsia="Times New Roman" w:hAnsi="Arial" w:cs="Arial"/>
+            <w:b/>
+            <w:bCs/>
+            <w:color w:val="auto"/>
+            <w:kern w:val="0"/>
+            <w:sz w:val="18"/>
+            <w:szCs w:val="18"/>
+            <w:lang w:val="ru-RU"/>
+          </w:rPr>
+          <w:t xml:space="preserve">ЛЕВАШОВСКАЯ ПУСТОШЬ </w:t>
+        </w:r>
+      </w:hyperlink>
+    </w:p>
+    <w:p>
+      <w:pPr>
+        <w:spacing w:after="0" w:line="240" w:lineRule="auto"/>
+        <w:rPr>
+          <w:rFonts w:ascii="Arial" w:hAnsi="Arial" w:cs="Arial"/>
+          <w:sz w:val="18"/>
+          <w:szCs w:val="18"/>
+          <w:lang w:val="ru-RU"/>
+        </w:rPr>
+      </w:pPr>
+      <w:hyperlink r:id="rId16" w:tgtFrame="_blank" w:history="1">
+        <w:proofErr w:type="spellStart"/>
+        <w:r>
+          <w:rPr>
+            <w:rStyle w:val="Hyperlink"/>
+            <w:rFonts w:ascii="Arial" w:eastAsia="Times New Roman" w:hAnsi="Arial" w:cs="Arial"/>
+            <w:b/>
+            <w:bCs/>
+            <w:color w:val="auto"/>
+            <w:kern w:val="0"/>
+            <w:sz w:val="18"/>
+            <w:szCs w:val="18"/>
+            <w:lang w:val="ru-RU"/>
+          </w:rPr>
+          <w:t>Нац</w:t>
+        </w:r>
+        <w:r>
+          <w:rPr>
+            <w:rStyle w:val="Hyperlink"/>
+            <w:rFonts w:ascii="Arial" w:eastAsia="Times New Roman" w:hAnsi="Arial" w:cs="Arial"/>
+            <w:b/>
+            <w:bCs/>
+            <w:color w:val="auto"/>
+            <w:kern w:val="0"/>
+            <w:sz w:val="18"/>
+            <w:szCs w:val="18"/>
+          </w:rPr>
+          <w:t>i</w:t>
+        </w:r>
+        <w:r>
+          <w:rPr>
+            <w:rStyle w:val="Hyperlink"/>
+            <w:rFonts w:ascii="Arial" w:eastAsia="Times New Roman" w:hAnsi="Arial" w:cs="Arial"/>
+            <w:b/>
+            <w:bCs/>
+            <w:color w:val="auto"/>
+            <w:kern w:val="0"/>
+            <w:sz w:val="18"/>
+            <w:szCs w:val="18"/>
+            <w:lang w:val="ru-RU"/>
+          </w:rPr>
+          <w:t>ональный</w:t>
+        </w:r>
+        <w:proofErr w:type="spellEnd"/>
+        <w:r>
+          <w:rPr>
+            <w:rStyle w:val="Hyperlink"/>
+            <w:rFonts w:ascii="Arial" w:eastAsia="Times New Roman" w:hAnsi="Arial" w:cs="Arial"/>
+            <w:b/>
+            <w:bCs/>
+            <w:color w:val="auto"/>
+            <w:kern w:val="0"/>
+            <w:sz w:val="18"/>
+            <w:szCs w:val="18"/>
+            <w:lang w:val="ru-RU"/>
+          </w:rPr>
+          <w:t xml:space="preserve"> </w:t>
+        </w:r>
+        <w:r>
+          <w:rPr>
+            <w:rStyle w:val="Hyperlink"/>
+            <w:rFonts w:ascii="Arial" w:eastAsia="Times New Roman" w:hAnsi="Arial" w:cs="Arial"/>
+            <w:b/>
+            <w:bCs/>
+            <w:color w:val="auto"/>
+            <w:kern w:val="0"/>
+            <w:sz w:val="18"/>
+            <w:szCs w:val="18"/>
+            <w:lang w:val="ru-RU"/>
+          </w:rPr>
+          <w:t>б</w:t>
+        </w:r>
+        <w:r>
+          <w:rPr>
+            <w:rStyle w:val="Hyperlink"/>
+            <w:rFonts w:ascii="Arial" w:eastAsia="Times New Roman" w:hAnsi="Arial" w:cs="Arial"/>
+            <w:b/>
+            <w:bCs/>
+            <w:color w:val="auto"/>
+            <w:kern w:val="0"/>
+            <w:sz w:val="18"/>
+            <w:szCs w:val="18"/>
+            <w:lang w:val="ru-RU"/>
+          </w:rPr>
+          <w:t xml:space="preserve">анк </w:t>
+        </w:r>
+        <w:proofErr w:type="spellStart"/>
+        <w:r>
+          <w:rPr>
+            <w:rStyle w:val="Hyperlink"/>
+            <w:rFonts w:ascii="Arial" w:eastAsia="Times New Roman" w:hAnsi="Arial" w:cs="Arial"/>
+            <w:b/>
+            <w:bCs/>
+            <w:color w:val="auto"/>
+            <w:kern w:val="0"/>
+            <w:sz w:val="18"/>
+            <w:szCs w:val="18"/>
+            <w:lang w:val="ru-RU"/>
+          </w:rPr>
+          <w:t>р</w:t>
+        </w:r>
+        <w:r>
+          <w:rPr>
+            <w:rStyle w:val="Hyperlink"/>
+            <w:rFonts w:ascii="Arial" w:eastAsia="Times New Roman" w:hAnsi="Arial" w:cs="Arial"/>
+            <w:b/>
+            <w:bCs/>
+            <w:color w:val="auto"/>
+            <w:kern w:val="0"/>
+            <w:sz w:val="18"/>
+            <w:szCs w:val="18"/>
+            <w:lang w:val="ru-RU"/>
+          </w:rPr>
+          <w:t>епрес</w:t>
+        </w:r>
+        <w:r>
+          <w:rPr>
+            <w:rStyle w:val="Hyperlink"/>
+            <w:rFonts w:ascii="Arial" w:eastAsia="Times New Roman" w:hAnsi="Arial" w:cs="Arial"/>
+            <w:b/>
+            <w:bCs/>
+            <w:color w:val="auto"/>
+            <w:kern w:val="0"/>
+            <w:sz w:val="18"/>
+            <w:szCs w:val="18"/>
+          </w:rPr>
+          <w:t>i</w:t>
+        </w:r>
+        <w:proofErr w:type="spellEnd"/>
+        <w:r>
+          <w:rPr>
+            <w:rStyle w:val="Hyperlink"/>
+            <w:rFonts w:ascii="Arial" w:eastAsia="Times New Roman" w:hAnsi="Arial" w:cs="Arial"/>
+            <w:b/>
+            <w:bCs/>
+            <w:color w:val="auto"/>
+            <w:kern w:val="0"/>
+            <w:sz w:val="18"/>
+            <w:szCs w:val="18"/>
+            <w:lang w:val="ru-RU"/>
+          </w:rPr>
+          <w:t xml:space="preserve">й </w:t>
+        </w:r>
+        <w:r>
+          <w:rPr>
+            <w:rStyle w:val="Hyperlink"/>
+            <w:rFonts w:ascii="Arial" w:eastAsia="Times New Roman" w:hAnsi="Arial" w:cs="Arial"/>
+            <w:b/>
+            <w:bCs/>
+            <w:color w:val="auto"/>
+            <w:kern w:val="0"/>
+            <w:sz w:val="18"/>
+            <w:szCs w:val="18"/>
+            <w:lang w:val="ru-RU"/>
+          </w:rPr>
+          <w:t xml:space="preserve">в </w:t>
+        </w:r>
+        <w:proofErr w:type="spellStart"/>
+        <w:r>
+          <w:rPr>
+            <w:rStyle w:val="Hyperlink"/>
+            <w:rFonts w:ascii="Arial" w:eastAsia="Times New Roman" w:hAnsi="Arial" w:cs="Arial"/>
+            <w:b/>
+            <w:bCs/>
+            <w:color w:val="auto"/>
+            <w:kern w:val="0"/>
+            <w:sz w:val="18"/>
+            <w:szCs w:val="18"/>
+            <w:lang w:val="ru-RU"/>
+          </w:rPr>
+          <w:t>Укра</w:t>
+        </w:r>
+        <w:r>
+          <w:rPr>
+            <w:rStyle w:val="Hyperlink"/>
+            <w:rFonts w:ascii="Arial" w:eastAsia="Times New Roman" w:hAnsi="Arial" w:cs="Arial"/>
+            <w:b/>
+            <w:bCs/>
+            <w:color w:val="auto"/>
+            <w:kern w:val="0"/>
+            <w:sz w:val="18"/>
+            <w:szCs w:val="18"/>
+            <w:lang w:val="ru-RU"/>
+          </w:rPr>
+          <w:t>ї</w:t>
+        </w:r>
+        <w:r>
+          <w:rPr>
+            <w:rStyle w:val="Hyperlink"/>
+            <w:rFonts w:ascii="Arial" w:eastAsia="Times New Roman" w:hAnsi="Arial" w:cs="Arial"/>
+            <w:b/>
+            <w:bCs/>
+            <w:color w:val="auto"/>
+            <w:kern w:val="0"/>
+            <w:sz w:val="18"/>
+            <w:szCs w:val="18"/>
+            <w:lang w:val="ru-RU"/>
+          </w:rPr>
+          <w:t>н</w:t>
+        </w:r>
+        <w:r>
+          <w:rPr>
+            <w:rStyle w:val="Hyperlink"/>
+            <w:rFonts w:ascii="Arial" w:eastAsia="Times New Roman" w:hAnsi="Arial" w:cs="Arial"/>
+            <w:b/>
+            <w:bCs/>
+            <w:color w:val="auto"/>
+            <w:kern w:val="0"/>
+            <w:sz w:val="18"/>
+            <w:szCs w:val="18"/>
+          </w:rPr>
+          <w:t>i</w:t>
+        </w:r>
+        <w:proofErr w:type="spellEnd"/>
+      </w:hyperlink>
+    </w:p>
+    <w:p>
+      <w:pPr>
+        <w:spacing w:after="0" w:line="240" w:lineRule="auto"/>
         <w:rPr>
           <w:rFonts w:ascii="Arial" w:eastAsia="Times New Roman" w:hAnsi="Arial" w:cs="Arial"/>
           <w:b/>
@@ -2263,10 +2948,101 @@
           <w:kern w:val="0"/>
           <w:sz w:val="18"/>
           <w:szCs w:val="18"/>
-        </w:rPr>
-        <w:t>com</w:t>
-      </w:r>
-      <w:r>
+          <w:lang w:val="ru-RU"/>
+        </w:rPr>
+      </w:pPr>
+      <w:hyperlink r:id="rId17" w:tgtFrame="_blank" w:history="1">
+        <w:r>
+          <w:rPr>
+            <w:rStyle w:val="Hyperlink"/>
+            <w:rFonts w:ascii="Arial" w:eastAsia="Times New Roman" w:hAnsi="Arial" w:cs="Arial"/>
+            <w:b/>
+            <w:bCs/>
+            <w:color w:val="auto"/>
+            <w:kern w:val="0"/>
+            <w:sz w:val="18"/>
+            <w:szCs w:val="18"/>
+            <w:lang w:val="ru-RU"/>
+          </w:rPr>
+          <w:t>Немецкая операция НКВД</w:t>
+        </w:r>
+        <w:r>
+          <w:rPr>
+            <w:rStyle w:val="Hyperlink"/>
+            <w:rFonts w:ascii="Arial" w:eastAsia="Times New Roman" w:hAnsi="Arial" w:cs="Arial"/>
+            <w:b/>
+            <w:bCs/>
+            <w:color w:val="auto"/>
+            <w:kern w:val="0"/>
+            <w:sz w:val="18"/>
+            <w:szCs w:val="18"/>
+            <w:lang w:val="ru-RU"/>
+          </w:rPr>
+          <w:t xml:space="preserve"> в Москве и Московской области</w:t>
+        </w:r>
+        <w:r>
+          <w:rPr>
+            <w:rStyle w:val="Hyperlink"/>
+            <w:rFonts w:ascii="Arial" w:eastAsia="Times New Roman" w:hAnsi="Arial" w:cs="Arial"/>
+            <w:b/>
+            <w:bCs/>
+            <w:color w:val="auto"/>
+            <w:kern w:val="0"/>
+            <w:sz w:val="18"/>
+            <w:szCs w:val="18"/>
+            <w:lang w:val="ru-RU"/>
+          </w:rPr>
+          <w:t xml:space="preserve"> </w:t>
+        </w:r>
+        <w:proofErr w:type="gramStart"/>
+        <w:r>
+          <w:rPr>
+            <w:rStyle w:val="Hyperlink"/>
+            <w:rFonts w:ascii="Arial" w:eastAsia="Times New Roman" w:hAnsi="Arial" w:cs="Arial"/>
+            <w:b/>
+            <w:bCs/>
+            <w:color w:val="auto"/>
+            <w:kern w:val="0"/>
+            <w:sz w:val="18"/>
+            <w:szCs w:val="18"/>
+            <w:lang w:val="ru-RU"/>
+          </w:rPr>
+          <w:t>1934-1941</w:t>
+        </w:r>
+        <w:proofErr w:type="gramEnd"/>
+        <w:r>
+          <w:rPr>
+            <w:rStyle w:val="Hyperlink"/>
+            <w:rFonts w:ascii="Arial" w:eastAsia="Times New Roman" w:hAnsi="Arial" w:cs="Arial"/>
+            <w:b/>
+            <w:bCs/>
+            <w:color w:val="auto"/>
+            <w:kern w:val="0"/>
+            <w:sz w:val="18"/>
+            <w:szCs w:val="18"/>
+            <w:lang w:val="ru-RU"/>
+          </w:rPr>
+          <w:t xml:space="preserve"> </w:t>
+        </w:r>
+        <w:r>
+          <w:rPr>
+            <w:rStyle w:val="Hyperlink"/>
+            <w:rFonts w:ascii="Arial" w:eastAsia="Times New Roman" w:hAnsi="Arial" w:cs="Arial"/>
+            <w:b/>
+            <w:bCs/>
+            <w:color w:val="auto"/>
+            <w:kern w:val="0"/>
+            <w:sz w:val="18"/>
+            <w:szCs w:val="18"/>
+            <w:lang w:val="ru-RU"/>
+          </w:rPr>
+          <w:t>гг.</w:t>
+        </w:r>
+      </w:hyperlink>
+    </w:p>
+    <w:p>
+      <w:pPr>
+        <w:spacing w:after="0" w:line="240" w:lineRule="auto"/>
         <w:rPr>
           <w:rFonts w:ascii="Arial" w:eastAsia="Times New Roman" w:hAnsi="Arial" w:cs="Arial"/>
           <w:b/>
@@ -2276,9 +3052,26 @@
           <w:szCs w:val="18"/>
           <w:lang w:val="ru-RU"/>
         </w:rPr>
-        <w:t>/</w:t>
-      </w:r>
-      <w:r>
+      </w:pPr>
+      <w:hyperlink r:id="rId18" w:history="1">
+        <w:r>
+          <w:rPr>
+            <w:rStyle w:val="Hyperlink"/>
+            <w:rFonts w:ascii="Arial" w:hAnsi="Arial" w:cs="Arial"/>
+            <w:b/>
+            <w:bCs/>
+            <w:color w:val="auto"/>
+            <w:sz w:val="18"/>
+            <w:szCs w:val="18"/>
+            <w:lang w:val="ru-RU"/>
+          </w:rPr>
+          <w:t>Открытый список</w:t>
+        </w:r>
+      </w:hyperlink>
+    </w:p>
+    <w:p>
+      <w:pPr>
+        <w:spacing w:after="0" w:line="240" w:lineRule="auto"/>
         <w:rPr>
           <w:rFonts w:ascii="Arial" w:eastAsia="Times New Roman" w:hAnsi="Arial" w:cs="Arial"/>
           <w:b/>
@@ -2286,10 +3079,145 @@
           <w:kern w:val="0"/>
           <w:sz w:val="18"/>
           <w:szCs w:val="18"/>
-        </w:rPr>
-        <w:t>projects</w:t>
-      </w:r>
-      <w:r>
+          <w:lang w:val="ru-RU"/>
+        </w:rPr>
+      </w:pPr>
+      <w:hyperlink r:id="rId19" w:history="1">
+        <w:r>
+          <w:rPr>
+            <w:rStyle w:val="Hyperlink"/>
+            <w:rFonts w:ascii="Arial" w:hAnsi="Arial" w:cs="Arial"/>
+            <w:b/>
+            <w:bCs/>
+            <w:color w:val="auto"/>
+            <w:sz w:val="18"/>
+            <w:szCs w:val="18"/>
+            <w:lang w:val="ru-RU"/>
+          </w:rPr>
+          <w:t>Вадим Роговин</w:t>
+        </w:r>
+        <w:r>
+          <w:rPr>
+            <w:rStyle w:val="Hyperlink"/>
+            <w:rFonts w:ascii="Arial" w:hAnsi="Arial" w:cs="Arial"/>
+            <w:b/>
+            <w:bCs/>
+            <w:color w:val="auto"/>
+            <w:sz w:val="18"/>
+            <w:szCs w:val="18"/>
+            <w:lang w:val="ru-RU"/>
+          </w:rPr>
+          <w:t>.</w:t>
+        </w:r>
+        <w:r>
+          <w:rPr>
+            <w:rStyle w:val="Hyperlink"/>
+            <w:rFonts w:ascii="Arial" w:hAnsi="Arial" w:cs="Arial"/>
+            <w:b/>
+            <w:bCs/>
+            <w:color w:val="auto"/>
+            <w:sz w:val="18"/>
+            <w:szCs w:val="18"/>
+            <w:lang w:val="ru-RU"/>
+          </w:rPr>
+          <w:t xml:space="preserve"> </w:t>
+        </w:r>
+        <w:r>
+          <w:rPr>
+            <w:rStyle w:val="Hyperlink"/>
+            <w:rFonts w:ascii="Arial" w:hAnsi="Arial" w:cs="Arial"/>
+            <w:b/>
+            <w:bCs/>
+            <w:color w:val="auto"/>
+            <w:sz w:val="18"/>
+            <w:szCs w:val="18"/>
+            <w:lang w:val="ru-RU"/>
+          </w:rPr>
+          <w:t>П</w:t>
+        </w:r>
+        <w:r>
+          <w:rPr>
+            <w:rStyle w:val="Hyperlink"/>
+            <w:rFonts w:ascii="Arial" w:hAnsi="Arial" w:cs="Arial"/>
+            <w:b/>
+            <w:bCs/>
+            <w:color w:val="auto"/>
+            <w:sz w:val="18"/>
+            <w:szCs w:val="18"/>
+            <w:lang w:val="ru-RU"/>
+          </w:rPr>
+          <w:t>артия расстрелянных</w:t>
+        </w:r>
+        <w:r>
+          <w:rPr>
+            <w:rStyle w:val="Hyperlink"/>
+            <w:rFonts w:ascii="Arial" w:hAnsi="Arial" w:cs="Arial"/>
+            <w:b/>
+            <w:bCs/>
+            <w:color w:val="auto"/>
+            <w:sz w:val="18"/>
+            <w:szCs w:val="18"/>
+            <w:lang w:val="ru-RU"/>
+          </w:rPr>
+          <w:t xml:space="preserve"> </w:t>
+        </w:r>
+      </w:hyperlink>
+    </w:p>
+    <w:p>
+      <w:pPr>
+        <w:spacing w:after="0" w:line="240" w:lineRule="auto"/>
+        <w:rPr>
+          <w:rFonts w:ascii="Arial" w:hAnsi="Arial" w:cs="Arial"/>
+          <w:sz w:val="18"/>
+          <w:szCs w:val="18"/>
+          <w:lang w:val="ru-RU"/>
+        </w:rPr>
+      </w:pPr>
+      <w:hyperlink r:id="rId20" w:history="1">
+        <w:r>
+          <w:rPr>
+            <w:rStyle w:val="Hyperlink"/>
+            <w:rFonts w:ascii="Arial" w:hAnsi="Arial" w:cs="Arial"/>
+            <w:b/>
+            <w:bCs/>
+            <w:color w:val="auto"/>
+            <w:sz w:val="18"/>
+            <w:szCs w:val="18"/>
+            <w:lang w:val="ru-RU"/>
+          </w:rPr>
+          <w:t>Расстрел</w:t>
+        </w:r>
+        <w:r>
+          <w:rPr>
+            <w:rStyle w:val="Hyperlink"/>
+            <w:rFonts w:ascii="Arial" w:hAnsi="Arial" w:cs="Arial"/>
+            <w:b/>
+            <w:bCs/>
+            <w:color w:val="auto"/>
+            <w:sz w:val="18"/>
+            <w:szCs w:val="18"/>
+            <w:lang w:val="ru-RU"/>
+          </w:rPr>
+          <w:t>янные</w:t>
+        </w:r>
+        <w:r>
+          <w:rPr>
+            <w:rStyle w:val="Hyperlink"/>
+            <w:rFonts w:ascii="Arial" w:hAnsi="Arial" w:cs="Arial"/>
+            <w:b/>
+            <w:bCs/>
+            <w:color w:val="auto"/>
+            <w:sz w:val="18"/>
+            <w:szCs w:val="18"/>
+            <w:lang w:val="ru-RU"/>
+          </w:rPr>
+          <w:t xml:space="preserve"> в Москве</w:t>
+        </w:r>
+      </w:hyperlink>
+    </w:p>
+    <w:p>
+      <w:pPr>
+        <w:spacing w:after="0" w:line="240" w:lineRule="auto"/>
         <w:rPr>
           <w:rFonts w:ascii="Arial" w:eastAsia="Times New Roman" w:hAnsi="Arial" w:cs="Arial"/>
           <w:b/>
@@ -2299,10 +3227,117 @@
           <w:szCs w:val="18"/>
           <w:lang w:val="ru-RU"/>
         </w:rPr>
-        <w:t>/</w:t>
-      </w:r>
-      <w:proofErr w:type="spellStart"/>
-      <w:r>
+      </w:pPr>
+      <w:hyperlink r:id="rId21" w:history="1">
+        <w:r>
+          <w:rPr>
+            <w:rStyle w:val="Hyperlink"/>
+            <w:rFonts w:ascii="Arial" w:hAnsi="Arial" w:cs="Arial"/>
+            <w:b/>
+            <w:bCs/>
+            <w:color w:val="auto"/>
+            <w:sz w:val="18"/>
+            <w:szCs w:val="18"/>
+            <w:lang w:val="ru-RU"/>
+          </w:rPr>
+          <w:t xml:space="preserve">Расстрелянные в </w:t>
+        </w:r>
+        <w:r>
+          <w:rPr>
+            <w:rStyle w:val="Hyperlink"/>
+            <w:rFonts w:ascii="Arial" w:hAnsi="Arial" w:cs="Arial"/>
+            <w:b/>
+            <w:bCs/>
+            <w:color w:val="auto"/>
+            <w:sz w:val="18"/>
+            <w:szCs w:val="18"/>
+            <w:lang w:val="ru-RU"/>
+          </w:rPr>
+          <w:t xml:space="preserve">тюрьмах </w:t>
+        </w:r>
+        <w:r>
+          <w:rPr>
+            <w:rStyle w:val="Hyperlink"/>
+            <w:rFonts w:ascii="Arial" w:hAnsi="Arial" w:cs="Arial"/>
+            <w:b/>
+            <w:bCs/>
+            <w:color w:val="auto"/>
+            <w:sz w:val="18"/>
+            <w:szCs w:val="18"/>
+            <w:lang w:val="ru-RU"/>
+          </w:rPr>
+          <w:t>Льв</w:t>
+        </w:r>
+        <w:r>
+          <w:rPr>
+            <w:rStyle w:val="Hyperlink"/>
+            <w:rFonts w:ascii="Arial" w:hAnsi="Arial" w:cs="Arial"/>
+            <w:b/>
+            <w:bCs/>
+            <w:color w:val="auto"/>
+            <w:sz w:val="18"/>
+            <w:szCs w:val="18"/>
+            <w:lang w:val="ru-RU"/>
+          </w:rPr>
+          <w:t>ова</w:t>
+        </w:r>
+        <w:r>
+          <w:rPr>
+            <w:rStyle w:val="Hyperlink"/>
+            <w:rFonts w:ascii="Arial" w:hAnsi="Arial" w:cs="Arial"/>
+            <w:b/>
+            <w:bCs/>
+            <w:color w:val="auto"/>
+            <w:sz w:val="18"/>
+            <w:szCs w:val="18"/>
+            <w:lang w:val="ru-RU"/>
+          </w:rPr>
+          <w:t xml:space="preserve"> </w:t>
+        </w:r>
+        <w:r>
+          <w:rPr>
+            <w:rStyle w:val="Hyperlink"/>
+            <w:rFonts w:ascii="Arial" w:hAnsi="Arial" w:cs="Arial"/>
+            <w:b/>
+            <w:bCs/>
+            <w:color w:val="auto"/>
+            <w:sz w:val="18"/>
+            <w:szCs w:val="18"/>
+            <w:lang w:val="ru-RU"/>
+          </w:rPr>
+          <w:t>в июне-июле</w:t>
+        </w:r>
+        <w:r>
+          <w:rPr>
+            <w:rStyle w:val="Hyperlink"/>
+            <w:rFonts w:ascii="Arial" w:hAnsi="Arial" w:cs="Arial"/>
+            <w:b/>
+            <w:bCs/>
+            <w:color w:val="auto"/>
+            <w:sz w:val="18"/>
+            <w:szCs w:val="18"/>
+            <w:lang w:val="ru-RU"/>
+          </w:rPr>
+          <w:t xml:space="preserve"> 1941 го</w:t>
+        </w:r>
+        <w:r>
+          <w:rPr>
+            <w:rStyle w:val="Hyperlink"/>
+            <w:rFonts w:ascii="Arial" w:hAnsi="Arial" w:cs="Arial"/>
+            <w:b/>
+            <w:bCs/>
+            <w:color w:val="auto"/>
+            <w:sz w:val="18"/>
+            <w:szCs w:val="18"/>
+            <w:lang w:val="ru-RU"/>
+          </w:rPr>
+          <w:t xml:space="preserve">да </w:t>
+        </w:r>
+      </w:hyperlink>
+    </w:p>
+    <w:p>
+      <w:pPr>
+        <w:spacing w:after="0" w:line="240" w:lineRule="auto"/>
         <w:rPr>
           <w:rFonts w:ascii="Arial" w:eastAsia="Times New Roman" w:hAnsi="Arial" w:cs="Arial"/>
           <w:b/>
@@ -2310,11 +3345,28 @@
           <w:kern w:val="0"/>
           <w:sz w:val="18"/>
           <w:szCs w:val="18"/>
-        </w:rPr>
-        <w:t>belarus</w:t>
-      </w:r>
-      <w:proofErr w:type="spellEnd"/>
-      <w:r>
+          <w:lang w:val="ru-RU"/>
+        </w:rPr>
+      </w:pPr>
+      <w:hyperlink r:id="rId22" w:history="1">
+        <w:r>
+          <w:rPr>
+            <w:rStyle w:val="Hyperlink"/>
+            <w:rFonts w:ascii="Arial" w:hAnsi="Arial" w:cs="Arial"/>
+            <w:b/>
+            <w:bCs/>
+            <w:color w:val="auto"/>
+            <w:sz w:val="18"/>
+            <w:szCs w:val="18"/>
+            <w:lang w:val="ru-RU"/>
+          </w:rPr>
+          <w:t>Расстрелянные женщины Смоленщины</w:t>
+        </w:r>
+      </w:hyperlink>
+    </w:p>
+    <w:p>
+      <w:pPr>
+        <w:spacing w:after="0" w:line="240" w:lineRule="auto"/>
         <w:rPr>
           <w:rFonts w:ascii="Arial" w:eastAsia="Times New Roman" w:hAnsi="Arial" w:cs="Arial"/>
           <w:b/>
@@ -2324,9 +3376,93 @@
           <w:szCs w:val="18"/>
           <w:lang w:val="ru-RU"/>
         </w:rPr>
-        <w:t>1937/</w:t>
-      </w:r>
-      <w:r>
+      </w:pPr>
+      <w:hyperlink r:id="rId23" w:history="1">
+        <w:r>
+          <w:rPr>
+            <w:rStyle w:val="Hyperlink"/>
+            <w:rFonts w:ascii="Arial" w:hAnsi="Arial" w:cs="Arial"/>
+            <w:b/>
+            <w:bCs/>
+            <w:color w:val="auto"/>
+            <w:sz w:val="18"/>
+            <w:szCs w:val="18"/>
+            <w:lang w:val="ru-RU"/>
+          </w:rPr>
+          <w:t>Репрессированные в Житомирской област</w:t>
+        </w:r>
+        <w:r>
+          <w:rPr>
+            <w:rStyle w:val="Hyperlink"/>
+            <w:rFonts w:ascii="Arial" w:hAnsi="Arial" w:cs="Arial"/>
+            <w:b/>
+            <w:bCs/>
+            <w:color w:val="auto"/>
+            <w:sz w:val="18"/>
+            <w:szCs w:val="18"/>
+            <w:lang w:val="ru-RU"/>
+          </w:rPr>
+          <w:t>и</w:t>
+        </w:r>
+        <w:r>
+          <w:rPr>
+            <w:rStyle w:val="Hyperlink"/>
+            <w:rFonts w:ascii="Arial" w:hAnsi="Arial" w:cs="Arial"/>
+            <w:b/>
+            <w:bCs/>
+            <w:color w:val="auto"/>
+            <w:sz w:val="18"/>
+            <w:szCs w:val="18"/>
+            <w:lang w:val="ru-RU"/>
+          </w:rPr>
+          <w:t xml:space="preserve">, Украина </w:t>
+        </w:r>
+      </w:hyperlink>
+    </w:p>
+    <w:p>
+      <w:pPr>
+        <w:spacing w:after="0" w:line="240" w:lineRule="auto"/>
+        <w:rPr>
+          <w:rFonts w:ascii="Arial" w:hAnsi="Arial" w:cs="Arial"/>
+          <w:sz w:val="18"/>
+          <w:szCs w:val="18"/>
+          <w:lang w:val="ru-RU"/>
+        </w:rPr>
+      </w:pPr>
+      <w:hyperlink r:id="rId24" w:history="1">
+        <w:proofErr w:type="spellStart"/>
+        <w:r>
+          <w:rPr>
+            <w:rStyle w:val="Hyperlink"/>
+            <w:rFonts w:ascii="Arial" w:hAnsi="Arial" w:cs="Arial"/>
+            <w:b/>
+            <w:bCs/>
+            <w:color w:val="auto"/>
+            <w:sz w:val="18"/>
+            <w:szCs w:val="18"/>
+            <w:lang w:val="ru-RU"/>
+          </w:rPr>
+          <w:t>Рувики</w:t>
+        </w:r>
+        <w:proofErr w:type="spellEnd"/>
+        <w:r>
+          <w:rPr>
+            <w:rStyle w:val="Hyperlink"/>
+            <w:rFonts w:ascii="Arial" w:hAnsi="Arial" w:cs="Arial"/>
+            <w:b/>
+            <w:bCs/>
+            <w:color w:val="auto"/>
+            <w:sz w:val="18"/>
+            <w:szCs w:val="18"/>
+            <w:lang w:val="ru-RU"/>
+          </w:rPr>
+          <w:t>. Большой террор</w:t>
+        </w:r>
+      </w:hyperlink>
+    </w:p>
+    <w:p>
+      <w:pPr>
+        <w:spacing w:after="0" w:line="240" w:lineRule="auto"/>
         <w:rPr>
           <w:rFonts w:ascii="Arial" w:eastAsia="Times New Roman" w:hAnsi="Arial" w:cs="Arial"/>
           <w:b/>
@@ -2334,10 +3470,43 @@
           <w:kern w:val="0"/>
           <w:sz w:val="18"/>
           <w:szCs w:val="18"/>
-        </w:rPr>
-        <w:t>index</w:t>
-      </w:r>
-      <w:r>
+          <w:lang w:val="ru-RU"/>
+        </w:rPr>
+      </w:pPr>
+      <w:hyperlink r:id="rId25" w:history="1">
+        <w:proofErr w:type="spellStart"/>
+        <w:r>
+          <w:rPr>
+            <w:rStyle w:val="Hyperlink"/>
+            <w:rFonts w:ascii="Arial" w:hAnsi="Arial" w:cs="Arial"/>
+            <w:b/>
+            <w:bCs/>
+            <w:color w:val="auto"/>
+            <w:sz w:val="18"/>
+            <w:szCs w:val="18"/>
+            <w:lang w:val="ru-RU"/>
+          </w:rPr>
+          <w:t>Сандормох</w:t>
+        </w:r>
+        <w:proofErr w:type="spellEnd"/>
+        <w:r>
+          <w:rPr>
+            <w:rStyle w:val="Hyperlink"/>
+            <w:rFonts w:ascii="Arial" w:hAnsi="Arial" w:cs="Arial"/>
+            <w:b/>
+            <w:bCs/>
+            <w:color w:val="auto"/>
+            <w:sz w:val="18"/>
+            <w:szCs w:val="18"/>
+            <w:lang w:val="ru-RU"/>
+          </w:rPr>
+          <w:t>. Имена на памятниках</w:t>
+        </w:r>
+      </w:hyperlink>
+    </w:p>
+    <w:p>
+      <w:pPr>
+        <w:spacing w:after="0" w:line="240" w:lineRule="auto"/>
         <w:rPr>
           <w:rFonts w:ascii="Arial" w:eastAsia="Times New Roman" w:hAnsi="Arial" w:cs="Arial"/>
           <w:b/>
@@ -2347,10 +3516,91 @@
           <w:szCs w:val="18"/>
           <w:lang w:val="ru-RU"/>
         </w:rPr>
-        <w:t>.</w:t>
-      </w:r>
-      <w:proofErr w:type="spellStart"/>
-      <w:r>
+      </w:pPr>
+      <w:hyperlink r:id="rId26" w:history="1">
+        <w:r>
+          <w:rPr>
+            <w:rStyle w:val="Hyperlink"/>
+            <w:rFonts w:ascii="Arial" w:hAnsi="Arial" w:cs="Arial"/>
+            <w:b/>
+            <w:bCs/>
+            <w:color w:val="auto"/>
+            <w:sz w:val="18"/>
+            <w:szCs w:val="18"/>
+            <w:lang w:val="ru-RU"/>
+          </w:rPr>
+          <w:t xml:space="preserve">Сахаровский центр. Мартиролог </w:t>
+        </w:r>
+        <w:r>
+          <w:rPr>
+            <w:rStyle w:val="Hyperlink"/>
+            <w:rFonts w:ascii="Arial" w:hAnsi="Arial" w:cs="Arial"/>
+            <w:b/>
+            <w:bCs/>
+            <w:color w:val="auto"/>
+            <w:sz w:val="18"/>
+            <w:szCs w:val="18"/>
+            <w:lang w:val="ru-RU"/>
+          </w:rPr>
+          <w:t xml:space="preserve">жертв </w:t>
+        </w:r>
+        <w:r>
+          <w:rPr>
+            <w:rStyle w:val="Hyperlink"/>
+            <w:rFonts w:ascii="Arial" w:hAnsi="Arial" w:cs="Arial"/>
+            <w:b/>
+            <w:bCs/>
+            <w:color w:val="auto"/>
+            <w:sz w:val="18"/>
+            <w:szCs w:val="18"/>
+            <w:lang w:val="ru-RU"/>
+          </w:rPr>
+          <w:t>репресси</w:t>
+        </w:r>
+        <w:r>
+          <w:rPr>
+            <w:rStyle w:val="Hyperlink"/>
+            <w:rFonts w:ascii="Arial" w:hAnsi="Arial" w:cs="Arial"/>
+            <w:b/>
+            <w:bCs/>
+            <w:color w:val="auto"/>
+            <w:sz w:val="18"/>
+            <w:szCs w:val="18"/>
+            <w:lang w:val="ru-RU"/>
+          </w:rPr>
+          <w:t xml:space="preserve">й в Москве и Московской обл. 1918-1953 гг. </w:t>
+        </w:r>
+      </w:hyperlink>
+    </w:p>
+    <w:p>
+      <w:pPr>
+        <w:spacing w:after="0" w:line="240" w:lineRule="auto"/>
+        <w:rPr>
+          <w:rFonts w:ascii="Arial" w:hAnsi="Arial" w:cs="Arial"/>
+          <w:sz w:val="18"/>
+          <w:szCs w:val="18"/>
+          <w:lang w:val="ru-RU"/>
+        </w:rPr>
+      </w:pPr>
+      <w:hyperlink r:id="rId27" w:history="1">
+        <w:r>
+          <w:rPr>
+            <w:rStyle w:val="Hyperlink"/>
+            <w:rFonts w:ascii="Arial" w:hAnsi="Arial" w:cs="Arial"/>
+            <w:b/>
+            <w:bCs/>
+            <w:color w:val="auto"/>
+            <w:sz w:val="18"/>
+            <w:szCs w:val="18"/>
+            <w:lang w:val="ru-RU"/>
+          </w:rPr>
+          <w:t>Списки Карлага</w:t>
+        </w:r>
+      </w:hyperlink>
+    </w:p>
+    <w:p>
+      <w:pPr>
+        <w:spacing w:after="0" w:line="240" w:lineRule="auto"/>
         <w:rPr>
           <w:rFonts w:ascii="Arial" w:eastAsia="Times New Roman" w:hAnsi="Arial" w:cs="Arial"/>
           <w:b/>
@@ -2358,10 +3608,93 @@
           <w:kern w:val="0"/>
           <w:sz w:val="18"/>
           <w:szCs w:val="18"/>
-        </w:rPr>
-        <w:t>html</w:t>
-      </w:r>
-      <w:r>
+          <w:lang w:val="ru-RU"/>
+        </w:rPr>
+      </w:pPr>
+      <w:hyperlink r:id="rId28" w:history="1">
+        <w:r>
+          <w:rPr>
+            <w:rStyle w:val="Hyperlink"/>
+            <w:rFonts w:ascii="Arial" w:hAnsi="Arial" w:cs="Arial"/>
+            <w:b/>
+            <w:bCs/>
+            <w:color w:val="auto"/>
+            <w:sz w:val="18"/>
+            <w:szCs w:val="18"/>
+            <w:lang w:val="ru-RU"/>
+          </w:rPr>
+          <w:t xml:space="preserve">Список </w:t>
+        </w:r>
+        <w:r>
+          <w:rPr>
+            <w:rStyle w:val="Hyperlink"/>
+            <w:rFonts w:ascii="Arial" w:hAnsi="Arial" w:cs="Arial"/>
+            <w:b/>
+            <w:bCs/>
+            <w:color w:val="auto"/>
+            <w:sz w:val="18"/>
+            <w:szCs w:val="18"/>
+            <w:lang w:val="ru-RU"/>
+          </w:rPr>
+          <w:t>р</w:t>
+        </w:r>
+        <w:r>
+          <w:rPr>
+            <w:rStyle w:val="Hyperlink"/>
+            <w:rFonts w:ascii="Arial" w:hAnsi="Arial" w:cs="Arial"/>
+            <w:b/>
+            <w:bCs/>
+            <w:color w:val="auto"/>
+            <w:sz w:val="18"/>
+            <w:szCs w:val="18"/>
+            <w:lang w:val="ru-RU"/>
+          </w:rPr>
+          <w:t>епрессированных</w:t>
+        </w:r>
+        <w:r>
+          <w:rPr>
+            <w:rStyle w:val="Hyperlink"/>
+            <w:rFonts w:ascii="Arial" w:hAnsi="Arial" w:cs="Arial"/>
+            <w:b/>
+            <w:bCs/>
+            <w:color w:val="auto"/>
+            <w:sz w:val="18"/>
+            <w:szCs w:val="18"/>
+            <w:lang w:val="ru-RU"/>
+          </w:rPr>
+          <w:t xml:space="preserve"> </w:t>
+        </w:r>
+        <w:r>
+          <w:rPr>
+            <w:rStyle w:val="Hyperlink"/>
+            <w:rFonts w:ascii="Arial" w:hAnsi="Arial" w:cs="Arial"/>
+            <w:b/>
+            <w:bCs/>
+            <w:color w:val="auto"/>
+            <w:sz w:val="18"/>
+            <w:szCs w:val="18"/>
+            <w:lang w:val="ru-RU"/>
+          </w:rPr>
+          <w:t>ф</w:t>
+        </w:r>
+        <w:r>
+          <w:rPr>
+            <w:rStyle w:val="Hyperlink"/>
+            <w:rFonts w:ascii="Arial" w:hAnsi="Arial" w:cs="Arial"/>
+            <w:b/>
+            <w:bCs/>
+            <w:color w:val="auto"/>
+            <w:sz w:val="18"/>
+            <w:szCs w:val="18"/>
+            <w:lang w:val="ru-RU"/>
+          </w:rPr>
+          <w:t>иннов</w:t>
+        </w:r>
+      </w:hyperlink>
+    </w:p>
+    <w:p>
+      <w:pPr>
+        <w:spacing w:after="0" w:line="240" w:lineRule="auto"/>
         <w:rPr>
           <w:rFonts w:ascii="Arial" w:eastAsia="Times New Roman" w:hAnsi="Arial" w:cs="Arial"/>
           <w:b/>
@@ -2369,14 +3702,28 @@
           <w:kern w:val="0"/>
           <w:sz w:val="18"/>
           <w:szCs w:val="18"/>
-        </w:rPr>
-        <w:t>c</w:t>
-      </w:r>
-      <w:proofErr w:type="spellEnd"/>
-    </w:p>
-    <w:p>
-      <w:pPr>
-        <w:spacing w:after="0"/>
+          <w:lang w:val="ru-RU"/>
+        </w:rPr>
+      </w:pPr>
+      <w:hyperlink r:id="rId29" w:history="1">
+        <w:r>
+          <w:rPr>
+            <w:rStyle w:val="Hyperlink"/>
+            <w:rFonts w:ascii="Arial" w:hAnsi="Arial" w:cs="Arial"/>
+            <w:b/>
+            <w:bCs/>
+            <w:color w:val="auto"/>
+            <w:sz w:val="18"/>
+            <w:szCs w:val="18"/>
+            <w:lang w:val="ru-RU"/>
+          </w:rPr>
+          <w:t>Томск. Следственная тюрьма НКВД</w:t>
+        </w:r>
+      </w:hyperlink>
+    </w:p>
+    <w:p>
+      <w:pPr>
+        <w:spacing w:after="0" w:line="240" w:lineRule="auto"/>
         <w:rPr>
           <w:rFonts w:ascii="Arial" w:eastAsia="Times New Roman" w:hAnsi="Arial" w:cs="Arial"/>
           <w:b/>
@@ -2387,25 +3734,53 @@
           <w:lang w:val="ru-RU"/>
         </w:rPr>
       </w:pPr>
-      <w:hyperlink r:id="rId7" w:history="1">
-        <w:r>
-          <w:rPr>
-            <w:rStyle w:val="Hyperlink"/>
-            <w:rFonts w:ascii="Arial" w:hAnsi="Arial" w:cs="Arial"/>
-            <w:b/>
-            <w:bCs/>
-            <w:color w:val="auto"/>
-            <w:sz w:val="18"/>
-            <w:szCs w:val="18"/>
-            <w:lang w:val="ru-RU"/>
-          </w:rPr>
-          <w:t>БЕССМЕРТНЫЙ БАРАК. Возвращенные имена. Москва и Московская область</w:t>
+      <w:hyperlink r:id="rId30" w:history="1">
+        <w:r>
+          <w:rPr>
+            <w:rStyle w:val="Hyperlink"/>
+            <w:rFonts w:ascii="Arial" w:hAnsi="Arial" w:cs="Arial"/>
+            <w:b/>
+            <w:bCs/>
+            <w:color w:val="auto"/>
+            <w:sz w:val="18"/>
+            <w:szCs w:val="18"/>
+            <w:lang w:val="ru-RU"/>
+          </w:rPr>
+          <w:t xml:space="preserve">Убиты в </w:t>
+        </w:r>
+        <w:proofErr w:type="spellStart"/>
+        <w:r>
+          <w:rPr>
+            <w:rStyle w:val="Hyperlink"/>
+            <w:rFonts w:ascii="Arial" w:hAnsi="Arial" w:cs="Arial"/>
+            <w:b/>
+            <w:bCs/>
+            <w:color w:val="auto"/>
+            <w:sz w:val="18"/>
+            <w:szCs w:val="18"/>
+            <w:lang w:val="ru-RU"/>
+          </w:rPr>
+          <w:t>Сандормохе</w:t>
+        </w:r>
+        <w:proofErr w:type="spellEnd"/>
+        <w:r>
+          <w:rPr>
+            <w:rStyle w:val="Hyperlink"/>
+            <w:rFonts w:ascii="Arial" w:hAnsi="Arial" w:cs="Arial"/>
+            <w:b/>
+            <w:bCs/>
+            <w:color w:val="auto"/>
+            <w:sz w:val="18"/>
+            <w:szCs w:val="18"/>
+            <w:lang w:val="ru-RU"/>
+          </w:rPr>
+          <w:t>. Мемориальное кладбище</w:t>
         </w:r>
       </w:hyperlink>
     </w:p>
     <w:p>
       <w:pPr>
-        <w:spacing w:after="0"/>
+        <w:spacing w:after="0" w:line="240" w:lineRule="auto"/>
         <w:rPr>
           <w:rFonts w:ascii="Arial" w:eastAsia="Times New Roman" w:hAnsi="Arial" w:cs="Arial"/>
           <w:b/>
@@ -2416,25 +3791,61 @@
           <w:lang w:val="ru-RU"/>
         </w:rPr>
       </w:pPr>
-      <w:hyperlink r:id="rId8" w:history="1">
-        <w:r>
-          <w:rPr>
-            <w:rStyle w:val="Hyperlink"/>
-            <w:rFonts w:ascii="Arial" w:hAnsi="Arial" w:cs="Arial"/>
-            <w:b/>
-            <w:bCs/>
-            <w:color w:val="auto"/>
-            <w:sz w:val="18"/>
-            <w:szCs w:val="18"/>
-            <w:lang w:val="ru-RU"/>
-          </w:rPr>
-          <w:t>БЕССМЕРТНЫЙ БАРАК. КНИГИ ПАМЯТИ</w:t>
+      <w:hyperlink r:id="rId31" w:history="1">
+        <w:proofErr w:type="spellStart"/>
+        <w:r>
+          <w:rPr>
+            <w:rStyle w:val="Hyperlink"/>
+            <w:rFonts w:ascii="Arial" w:hAnsi="Arial" w:cs="Arial"/>
+            <w:b/>
+            <w:bCs/>
+            <w:color w:val="auto"/>
+            <w:sz w:val="18"/>
+            <w:szCs w:val="18"/>
+            <w:lang w:val="ru-RU"/>
+          </w:rPr>
+          <w:t>Укра</w:t>
+        </w:r>
+        <w:r>
+          <w:rPr>
+            <w:rFonts w:ascii="Arial" w:hAnsi="Arial" w:cs="Arial"/>
+            <w:b/>
+            <w:bCs/>
+            <w:sz w:val="18"/>
+            <w:szCs w:val="18"/>
+            <w:lang w:val="ru-RU"/>
+          </w:rPr>
+          <w:t>ї</w:t>
+        </w:r>
+        <w:r>
+          <w:rPr>
+            <w:rStyle w:val="Hyperlink"/>
+            <w:rFonts w:ascii="Arial" w:hAnsi="Arial" w:cs="Arial"/>
+            <w:b/>
+            <w:bCs/>
+            <w:color w:val="auto"/>
+            <w:sz w:val="18"/>
+            <w:szCs w:val="18"/>
+            <w:lang w:val="ru-RU"/>
+          </w:rPr>
+          <w:t>нський</w:t>
+        </w:r>
+        <w:proofErr w:type="spellEnd"/>
+        <w:r>
+          <w:rPr>
+            <w:rStyle w:val="Hyperlink"/>
+            <w:rFonts w:ascii="Arial" w:hAnsi="Arial" w:cs="Arial"/>
+            <w:b/>
+            <w:bCs/>
+            <w:color w:val="auto"/>
+            <w:sz w:val="18"/>
+            <w:szCs w:val="18"/>
+            <w:lang w:val="ru-RU"/>
+          </w:rPr>
+          <w:t xml:space="preserve"> мартиролог ХХ ст.</w:t>
         </w:r>
       </w:hyperlink>
-    </w:p>
-    <w:p>
-      <w:pPr>
-        <w:spacing w:after="0"/>
+      <w:r>
         <w:rPr>
           <w:rFonts w:ascii="Arial" w:eastAsia="Times New Roman" w:hAnsi="Arial" w:cs="Arial"/>
           <w:b/>
@@ -2444,64 +3855,89 @@
           <w:szCs w:val="18"/>
           <w:lang w:val="ru-RU"/>
         </w:rPr>
-      </w:pPr>
-      <w:hyperlink r:id="rId9" w:history="1">
-        <w:r>
-          <w:rPr>
-            <w:rStyle w:val="Hyperlink"/>
-            <w:rFonts w:ascii="Arial" w:hAnsi="Arial" w:cs="Arial"/>
-            <w:b/>
-            <w:bCs/>
-            <w:color w:val="auto"/>
-            <w:sz w:val="18"/>
-            <w:szCs w:val="18"/>
-            <w:lang w:val="ru-RU"/>
-          </w:rPr>
-          <w:t>Бутовский полиго</w:t>
-        </w:r>
-        <w:r>
-          <w:rPr>
-            <w:rStyle w:val="Hyperlink"/>
-            <w:rFonts w:ascii="Arial" w:hAnsi="Arial" w:cs="Arial"/>
-            <w:b/>
-            <w:bCs/>
-            <w:color w:val="auto"/>
-            <w:sz w:val="18"/>
-            <w:szCs w:val="18"/>
-            <w:lang w:val="ru-RU"/>
-          </w:rPr>
-          <w:t xml:space="preserve">н НКВД в </w:t>
-        </w:r>
-        <w:proofErr w:type="gramStart"/>
-        <w:r>
-          <w:rPr>
-            <w:rStyle w:val="Hyperlink"/>
-            <w:rFonts w:ascii="Arial" w:hAnsi="Arial" w:cs="Arial"/>
-            <w:b/>
-            <w:bCs/>
-            <w:color w:val="auto"/>
-            <w:sz w:val="18"/>
-            <w:szCs w:val="18"/>
-            <w:lang w:val="ru-RU"/>
-          </w:rPr>
-          <w:t>1937-1938</w:t>
-        </w:r>
-        <w:proofErr w:type="gramEnd"/>
-        <w:r>
-          <w:rPr>
-            <w:rStyle w:val="Hyperlink"/>
-            <w:rFonts w:ascii="Arial" w:hAnsi="Arial" w:cs="Arial"/>
-            <w:b/>
-            <w:bCs/>
-            <w:color w:val="auto"/>
-            <w:sz w:val="18"/>
-            <w:szCs w:val="18"/>
-            <w:lang w:val="ru-RU"/>
-          </w:rPr>
-          <w:t xml:space="preserve"> гг.</w:t>
+        <w:t xml:space="preserve"> </w:t>
+      </w:r>
+    </w:p>
+    <w:p>
+      <w:pPr>
+        <w:spacing w:after="0" w:line="240" w:lineRule="auto"/>
+        <w:rPr>
+          <w:lang w:val="ru-RU"/>
+        </w:rPr>
+      </w:pPr>
+      <w:hyperlink r:id="rId32" w:history="1">
+        <w:proofErr w:type="spellStart"/>
+        <w:r>
+          <w:rPr>
+            <w:rStyle w:val="Hyperlink"/>
+            <w:rFonts w:ascii="Arial" w:hAnsi="Arial" w:cs="Arial"/>
+            <w:b/>
+            <w:bCs/>
+            <w:color w:val="auto"/>
+            <w:sz w:val="18"/>
+            <w:szCs w:val="18"/>
+            <w:lang w:val="ru-RU"/>
+          </w:rPr>
+          <w:t>Цикло</w:t>
+        </w:r>
+        <w:r>
+          <w:rPr>
+            <w:rStyle w:val="Hyperlink"/>
+            <w:rFonts w:ascii="Arial" w:hAnsi="Arial" w:cs="Arial"/>
+            <w:b/>
+            <w:bCs/>
+            <w:color w:val="auto"/>
+            <w:sz w:val="18"/>
+            <w:szCs w:val="18"/>
+            <w:lang w:val="ru-RU"/>
+          </w:rPr>
+          <w:t>вики</w:t>
+        </w:r>
+        <w:proofErr w:type="spellEnd"/>
+        <w:r>
+          <w:rPr>
+            <w:rStyle w:val="Hyperlink"/>
+            <w:rFonts w:ascii="Arial" w:hAnsi="Arial" w:cs="Arial"/>
+            <w:b/>
+            <w:bCs/>
+            <w:color w:val="auto"/>
+            <w:sz w:val="18"/>
+            <w:szCs w:val="18"/>
+            <w:lang w:val="ru-RU"/>
+          </w:rPr>
+          <w:t>.</w:t>
+        </w:r>
+        <w:r>
+          <w:rPr>
+            <w:rStyle w:val="Hyperlink"/>
+            <w:rFonts w:ascii="Arial" w:hAnsi="Arial" w:cs="Arial"/>
+            <w:b/>
+            <w:bCs/>
+            <w:color w:val="auto"/>
+            <w:sz w:val="18"/>
+            <w:szCs w:val="18"/>
+            <w:lang w:val="ru-RU"/>
+          </w:rPr>
+          <w:t xml:space="preserve"> </w:t>
+        </w:r>
+        <w:r>
+          <w:rPr>
+            <w:rStyle w:val="Hyperlink"/>
+            <w:rFonts w:ascii="Arial" w:hAnsi="Arial" w:cs="Arial"/>
+            <w:b/>
+            <w:bCs/>
+            <w:color w:val="auto"/>
+            <w:sz w:val="18"/>
+            <w:szCs w:val="18"/>
+            <w:lang w:val="ru-RU"/>
+          </w:rPr>
+          <w:t>Репрессированные в СССР</w:t>
         </w:r>
       </w:hyperlink>
-      <w:r>
+    </w:p>
+    <w:p>
+      <w:pPr>
+        <w:spacing w:after="0" w:line="240" w:lineRule="auto"/>
         <w:rPr>
           <w:rFonts w:ascii="Arial" w:eastAsia="Times New Roman" w:hAnsi="Arial" w:cs="Arial"/>
           <w:b/>
@@ -2511,1661 +3947,6 @@
           <w:szCs w:val="18"/>
           <w:lang w:val="ru-RU"/>
         </w:rPr>
-        <w:t xml:space="preserve"> </w:t>
-      </w:r>
-    </w:p>
-    <w:p>
-      <w:pPr>
-        <w:spacing w:after="0"/>
-      </w:pPr>
-      <w:hyperlink r:id="rId10" w:tgtFrame="_blank" w:history="1">
-        <w:r>
-          <w:rPr>
-            <w:rStyle w:val="Hyperlink"/>
-            <w:rFonts w:ascii="Arial" w:hAnsi="Arial" w:cs="Arial"/>
-            <w:b/>
-            <w:bCs/>
-            <w:color w:val="auto"/>
-            <w:sz w:val="18"/>
-            <w:szCs w:val="18"/>
-            <w:lang w:val="ru-RU"/>
-          </w:rPr>
-          <w:t>ВОЗВРАЩЕННЫЕ ИМЕНА. КНИГИ ПАМЯТИ РОССИИ</w:t>
-        </w:r>
-      </w:hyperlink>
-      <w:r>
-        <w:rPr>
-          <w:lang w:val="ru-RU"/>
-        </w:rPr>
-        <w:t xml:space="preserve"> </w:t>
-      </w:r>
-      <w:r>
-        <w:rPr>
-          <w:lang w:val="ru-RU"/>
-        </w:rPr>
-        <w:t xml:space="preserve"> </w:t>
-      </w:r>
-    </w:p>
-    <w:p>
-      <w:pPr>
-        <w:spacing w:after="0"/>
-        <w:rPr>
-          <w:rFonts w:ascii="Arial" w:hAnsi="Arial" w:cs="Arial"/>
-          <w:sz w:val="18"/>
-          <w:szCs w:val="18"/>
-          <w:lang w:val="ru-RU"/>
-        </w:rPr>
-      </w:pPr>
-      <w:hyperlink r:id="rId11" w:history="1">
-        <w:r>
-          <w:rPr>
-            <w:rStyle w:val="Hyperlink"/>
-            <w:rFonts w:ascii="Arial" w:hAnsi="Arial" w:cs="Arial"/>
-            <w:b/>
-            <w:bCs/>
-            <w:color w:val="auto"/>
-            <w:sz w:val="18"/>
-            <w:szCs w:val="18"/>
-            <w:lang w:val="ru-RU"/>
-          </w:rPr>
-          <w:t>Жертвы политических репрессий в Челябинской области</w:t>
-        </w:r>
-      </w:hyperlink>
-    </w:p>
-    <w:p>
-      <w:pPr>
-        <w:spacing w:after="0"/>
-        <w:rPr>
-          <w:rFonts w:ascii="Arial" w:hAnsi="Arial" w:cs="Arial"/>
-          <w:sz w:val="18"/>
-          <w:szCs w:val="18"/>
-          <w:lang w:val="ru-RU"/>
-        </w:rPr>
-      </w:pPr>
-      <w:hyperlink r:id="rId12" w:history="1">
-        <w:r>
-          <w:rPr>
-            <w:rStyle w:val="Hyperlink"/>
-            <w:rFonts w:ascii="Arial" w:hAnsi="Arial" w:cs="Arial"/>
-            <w:b/>
-            <w:bCs/>
-            <w:color w:val="auto"/>
-            <w:sz w:val="18"/>
-            <w:szCs w:val="18"/>
-            <w:lang w:val="ru-RU"/>
-          </w:rPr>
-          <w:t xml:space="preserve">Памяти репрессированных католиков </w:t>
-        </w:r>
-      </w:hyperlink>
-      <w:r>
-        <w:rPr>
-          <w:rFonts w:ascii="Arial" w:hAnsi="Arial" w:cs="Arial"/>
-          <w:sz w:val="18"/>
-          <w:szCs w:val="18"/>
-          <w:lang w:val="ru-RU"/>
-        </w:rPr>
-        <w:t xml:space="preserve"> </w:t>
-      </w:r>
-    </w:p>
-    <w:p>
-      <w:pPr>
-        <w:spacing w:after="0"/>
-        <w:rPr>
-          <w:lang w:val="ru-RU"/>
-        </w:rPr>
-      </w:pPr>
-      <w:hyperlink r:id="rId13" w:history="1">
-        <w:r>
-          <w:rPr>
-            <w:rStyle w:val="Hyperlink"/>
-            <w:rFonts w:ascii="Arial" w:hAnsi="Arial" w:cs="Arial"/>
-            <w:b/>
-            <w:bCs/>
-            <w:color w:val="auto"/>
-            <w:sz w:val="20"/>
-            <w:szCs w:val="20"/>
-            <w:lang w:val="ru-RU"/>
-          </w:rPr>
-          <w:t xml:space="preserve">Книга памяти работников советской дипломатической службы </w:t>
-        </w:r>
-        <w:r>
-          <w:rPr>
-            <w:rStyle w:val="Hyperlink"/>
-            <w:rFonts w:ascii="Arial" w:hAnsi="Arial" w:cs="Arial"/>
-            <w:b/>
-            <w:bCs/>
-            <w:color w:val="auto"/>
-            <w:sz w:val="20"/>
-            <w:szCs w:val="20"/>
-            <w:lang w:val="ru-RU"/>
-          </w:rPr>
-          <w:t>–</w:t>
-        </w:r>
-        <w:r>
-          <w:rPr>
-            <w:rStyle w:val="Hyperlink"/>
-            <w:rFonts w:ascii="Arial" w:hAnsi="Arial" w:cs="Arial"/>
-            <w:b/>
-            <w:bCs/>
-            <w:color w:val="auto"/>
-            <w:sz w:val="20"/>
-            <w:szCs w:val="20"/>
-            <w:lang w:val="ru-RU"/>
-          </w:rPr>
-          <w:t xml:space="preserve"> жертв репрессий</w:t>
-        </w:r>
-      </w:hyperlink>
-    </w:p>
-    <w:p>
-      <w:pPr>
-        <w:spacing w:after="0"/>
-        <w:rPr>
-          <w:rFonts w:ascii="Arial" w:hAnsi="Arial" w:cs="Arial"/>
-          <w:sz w:val="18"/>
-          <w:szCs w:val="18"/>
-          <w:lang w:val="ru-RU"/>
-        </w:rPr>
-      </w:pPr>
-      <w:hyperlink r:id="rId14" w:tgtFrame="_blank" w:history="1">
-        <w:r>
-          <w:rPr>
-            <w:rStyle w:val="Hyperlink"/>
-            <w:rFonts w:ascii="Arial" w:eastAsia="Times New Roman" w:hAnsi="Arial" w:cs="Arial"/>
-            <w:b/>
-            <w:bCs/>
-            <w:color w:val="auto"/>
-            <w:kern w:val="0"/>
-            <w:sz w:val="18"/>
-            <w:szCs w:val="18"/>
-            <w:lang w:val="ru-RU"/>
-          </w:rPr>
-          <w:t>КОЛЫМА</w:t>
-        </w:r>
-        <w:r>
-          <w:rPr>
-            <w:rStyle w:val="Hyperlink"/>
-            <w:rFonts w:ascii="Arial" w:eastAsia="Times New Roman" w:hAnsi="Arial" w:cs="Arial"/>
-            <w:b/>
-            <w:bCs/>
-            <w:color w:val="auto"/>
-            <w:kern w:val="0"/>
-            <w:sz w:val="18"/>
-            <w:szCs w:val="18"/>
-            <w:lang w:val="ru-RU"/>
-          </w:rPr>
-          <w:t xml:space="preserve"> </w:t>
-        </w:r>
-        <w:r>
-          <w:rPr>
-            <w:rStyle w:val="Hyperlink"/>
-            <w:rFonts w:ascii="Arial" w:eastAsia="Times New Roman" w:hAnsi="Arial" w:cs="Arial"/>
-            <w:b/>
-            <w:bCs/>
-            <w:color w:val="auto"/>
-            <w:kern w:val="0"/>
-            <w:sz w:val="18"/>
-            <w:szCs w:val="18"/>
-            <w:lang w:val="ru-RU"/>
-          </w:rPr>
-          <w:t xml:space="preserve"> </w:t>
-        </w:r>
-      </w:hyperlink>
-    </w:p>
-    <w:p>
-      <w:pPr>
-        <w:spacing w:after="0"/>
-        <w:rPr>
-          <w:rFonts w:ascii="Arial" w:eastAsia="Times New Roman" w:hAnsi="Arial" w:cs="Arial"/>
-          <w:b/>
-          <w:bCs/>
-          <w:kern w:val="0"/>
-          <w:sz w:val="18"/>
-          <w:szCs w:val="18"/>
-          <w:lang w:val="ru-RU"/>
-        </w:rPr>
-      </w:pPr>
-      <w:hyperlink r:id="rId15" w:tgtFrame="_blank" w:history="1">
-        <w:r>
-          <w:rPr>
-            <w:rStyle w:val="Hyperlink"/>
-            <w:rFonts w:ascii="Arial" w:eastAsia="Times New Roman" w:hAnsi="Arial" w:cs="Arial"/>
-            <w:b/>
-            <w:bCs/>
-            <w:color w:val="auto"/>
-            <w:kern w:val="0"/>
-            <w:sz w:val="18"/>
-            <w:szCs w:val="18"/>
-            <w:lang w:val="ru-RU"/>
-          </w:rPr>
-          <w:t xml:space="preserve">ЛЕВАШОВСКАЯ ПУСТОШЬ </w:t>
-        </w:r>
-      </w:hyperlink>
-    </w:p>
-    <w:p>
-      <w:pPr>
-        <w:spacing w:after="0"/>
-        <w:rPr>
-          <w:rFonts w:ascii="Arial" w:hAnsi="Arial" w:cs="Arial"/>
-          <w:sz w:val="18"/>
-          <w:szCs w:val="18"/>
-          <w:lang w:val="ru-RU"/>
-        </w:rPr>
-      </w:pPr>
-      <w:hyperlink r:id="rId16" w:tgtFrame="_blank" w:history="1">
-        <w:proofErr w:type="spellStart"/>
-        <w:r>
-          <w:rPr>
-            <w:rStyle w:val="Hyperlink"/>
-            <w:rFonts w:ascii="Arial" w:eastAsia="Times New Roman" w:hAnsi="Arial" w:cs="Arial"/>
-            <w:b/>
-            <w:bCs/>
-            <w:color w:val="auto"/>
-            <w:kern w:val="0"/>
-            <w:sz w:val="18"/>
-            <w:szCs w:val="18"/>
-            <w:lang w:val="ru-RU"/>
-          </w:rPr>
-          <w:t>Нац</w:t>
-        </w:r>
-        <w:r>
-          <w:rPr>
-            <w:rStyle w:val="Hyperlink"/>
-            <w:rFonts w:ascii="Arial" w:eastAsia="Times New Roman" w:hAnsi="Arial" w:cs="Arial"/>
-            <w:b/>
-            <w:bCs/>
-            <w:color w:val="auto"/>
-            <w:kern w:val="0"/>
-            <w:sz w:val="18"/>
-            <w:szCs w:val="18"/>
-          </w:rPr>
-          <w:t>i</w:t>
-        </w:r>
-        <w:r>
-          <w:rPr>
-            <w:rStyle w:val="Hyperlink"/>
-            <w:rFonts w:ascii="Arial" w:eastAsia="Times New Roman" w:hAnsi="Arial" w:cs="Arial"/>
-            <w:b/>
-            <w:bCs/>
-            <w:color w:val="auto"/>
-            <w:kern w:val="0"/>
-            <w:sz w:val="18"/>
-            <w:szCs w:val="18"/>
-            <w:lang w:val="ru-RU"/>
-          </w:rPr>
-          <w:t>ональный</w:t>
-        </w:r>
-        <w:proofErr w:type="spellEnd"/>
-        <w:r>
-          <w:rPr>
-            <w:rStyle w:val="Hyperlink"/>
-            <w:rFonts w:ascii="Arial" w:eastAsia="Times New Roman" w:hAnsi="Arial" w:cs="Arial"/>
-            <w:b/>
-            <w:bCs/>
-            <w:color w:val="auto"/>
-            <w:kern w:val="0"/>
-            <w:sz w:val="18"/>
-            <w:szCs w:val="18"/>
-            <w:lang w:val="ru-RU"/>
-          </w:rPr>
-          <w:t xml:space="preserve"> </w:t>
-        </w:r>
-        <w:r>
-          <w:rPr>
-            <w:rStyle w:val="Hyperlink"/>
-            <w:rFonts w:ascii="Arial" w:eastAsia="Times New Roman" w:hAnsi="Arial" w:cs="Arial"/>
-            <w:b/>
-            <w:bCs/>
-            <w:color w:val="auto"/>
-            <w:kern w:val="0"/>
-            <w:sz w:val="18"/>
-            <w:szCs w:val="18"/>
-            <w:lang w:val="ru-RU"/>
-          </w:rPr>
-          <w:t>б</w:t>
-        </w:r>
-        <w:r>
-          <w:rPr>
-            <w:rStyle w:val="Hyperlink"/>
-            <w:rFonts w:ascii="Arial" w:eastAsia="Times New Roman" w:hAnsi="Arial" w:cs="Arial"/>
-            <w:b/>
-            <w:bCs/>
-            <w:color w:val="auto"/>
-            <w:kern w:val="0"/>
-            <w:sz w:val="18"/>
-            <w:szCs w:val="18"/>
-            <w:lang w:val="ru-RU"/>
-          </w:rPr>
-          <w:t xml:space="preserve">анк </w:t>
-        </w:r>
-        <w:proofErr w:type="spellStart"/>
-        <w:r>
-          <w:rPr>
-            <w:rStyle w:val="Hyperlink"/>
-            <w:rFonts w:ascii="Arial" w:eastAsia="Times New Roman" w:hAnsi="Arial" w:cs="Arial"/>
-            <w:b/>
-            <w:bCs/>
-            <w:color w:val="auto"/>
-            <w:kern w:val="0"/>
-            <w:sz w:val="18"/>
-            <w:szCs w:val="18"/>
-            <w:lang w:val="ru-RU"/>
-          </w:rPr>
-          <w:t>р</w:t>
-        </w:r>
-        <w:r>
-          <w:rPr>
-            <w:rStyle w:val="Hyperlink"/>
-            <w:rFonts w:ascii="Arial" w:eastAsia="Times New Roman" w:hAnsi="Arial" w:cs="Arial"/>
-            <w:b/>
-            <w:bCs/>
-            <w:color w:val="auto"/>
-            <w:kern w:val="0"/>
-            <w:sz w:val="18"/>
-            <w:szCs w:val="18"/>
-            <w:lang w:val="ru-RU"/>
-          </w:rPr>
-          <w:t>епрес</w:t>
-        </w:r>
-        <w:r>
-          <w:rPr>
-            <w:rStyle w:val="Hyperlink"/>
-            <w:rFonts w:ascii="Arial" w:eastAsia="Times New Roman" w:hAnsi="Arial" w:cs="Arial"/>
-            <w:b/>
-            <w:bCs/>
-            <w:color w:val="auto"/>
-            <w:kern w:val="0"/>
-            <w:sz w:val="18"/>
-            <w:szCs w:val="18"/>
-          </w:rPr>
-          <w:t>i</w:t>
-        </w:r>
-        <w:proofErr w:type="spellEnd"/>
-        <w:r>
-          <w:rPr>
-            <w:rStyle w:val="Hyperlink"/>
-            <w:rFonts w:ascii="Arial" w:eastAsia="Times New Roman" w:hAnsi="Arial" w:cs="Arial"/>
-            <w:b/>
-            <w:bCs/>
-            <w:color w:val="auto"/>
-            <w:kern w:val="0"/>
-            <w:sz w:val="18"/>
-            <w:szCs w:val="18"/>
-            <w:lang w:val="ru-RU"/>
-          </w:rPr>
-          <w:t xml:space="preserve">й </w:t>
-        </w:r>
-        <w:r>
-          <w:rPr>
-            <w:rStyle w:val="Hyperlink"/>
-            <w:rFonts w:ascii="Arial" w:eastAsia="Times New Roman" w:hAnsi="Arial" w:cs="Arial"/>
-            <w:b/>
-            <w:bCs/>
-            <w:color w:val="auto"/>
-            <w:kern w:val="0"/>
-            <w:sz w:val="18"/>
-            <w:szCs w:val="18"/>
-            <w:lang w:val="ru-RU"/>
-          </w:rPr>
-          <w:t xml:space="preserve">в </w:t>
-        </w:r>
-        <w:proofErr w:type="spellStart"/>
-        <w:r>
-          <w:rPr>
-            <w:rStyle w:val="Hyperlink"/>
-            <w:rFonts w:ascii="Arial" w:eastAsia="Times New Roman" w:hAnsi="Arial" w:cs="Arial"/>
-            <w:b/>
-            <w:bCs/>
-            <w:color w:val="auto"/>
-            <w:kern w:val="0"/>
-            <w:sz w:val="18"/>
-            <w:szCs w:val="18"/>
-            <w:lang w:val="ru-RU"/>
-          </w:rPr>
-          <w:t>Укра</w:t>
-        </w:r>
-        <w:r>
-          <w:rPr>
-            <w:rStyle w:val="Hyperlink"/>
-            <w:rFonts w:ascii="Arial" w:eastAsia="Times New Roman" w:hAnsi="Arial" w:cs="Arial"/>
-            <w:b/>
-            <w:bCs/>
-            <w:color w:val="auto"/>
-            <w:kern w:val="0"/>
-            <w:sz w:val="18"/>
-            <w:szCs w:val="18"/>
-            <w:lang w:val="ru-RU"/>
-          </w:rPr>
-          <w:t>ї</w:t>
-        </w:r>
-        <w:r>
-          <w:rPr>
-            <w:rStyle w:val="Hyperlink"/>
-            <w:rFonts w:ascii="Arial" w:eastAsia="Times New Roman" w:hAnsi="Arial" w:cs="Arial"/>
-            <w:b/>
-            <w:bCs/>
-            <w:color w:val="auto"/>
-            <w:kern w:val="0"/>
-            <w:sz w:val="18"/>
-            <w:szCs w:val="18"/>
-            <w:lang w:val="ru-RU"/>
-          </w:rPr>
-          <w:t>н</w:t>
-        </w:r>
-        <w:r>
-          <w:rPr>
-            <w:rStyle w:val="Hyperlink"/>
-            <w:rFonts w:ascii="Arial" w:eastAsia="Times New Roman" w:hAnsi="Arial" w:cs="Arial"/>
-            <w:b/>
-            <w:bCs/>
-            <w:color w:val="auto"/>
-            <w:kern w:val="0"/>
-            <w:sz w:val="18"/>
-            <w:szCs w:val="18"/>
-          </w:rPr>
-          <w:t>i</w:t>
-        </w:r>
-        <w:proofErr w:type="spellEnd"/>
-      </w:hyperlink>
-    </w:p>
-    <w:p>
-      <w:pPr>
-        <w:spacing w:after="0"/>
-        <w:rPr>
-          <w:rFonts w:ascii="Arial" w:eastAsia="Times New Roman" w:hAnsi="Arial" w:cs="Arial"/>
-          <w:b/>
-          <w:bCs/>
-          <w:kern w:val="0"/>
-          <w:sz w:val="18"/>
-          <w:szCs w:val="18"/>
-          <w:lang w:val="ru-RU"/>
-        </w:rPr>
-      </w:pPr>
-      <w:hyperlink r:id="rId17" w:tgtFrame="_blank" w:history="1">
-        <w:r>
-          <w:rPr>
-            <w:rStyle w:val="Hyperlink"/>
-            <w:rFonts w:ascii="Arial" w:eastAsia="Times New Roman" w:hAnsi="Arial" w:cs="Arial"/>
-            <w:b/>
-            <w:bCs/>
-            <w:color w:val="auto"/>
-            <w:kern w:val="0"/>
-            <w:sz w:val="18"/>
-            <w:szCs w:val="18"/>
-            <w:lang w:val="ru-RU"/>
-          </w:rPr>
-          <w:t>Немецкая операция НКВД</w:t>
-        </w:r>
-        <w:r>
-          <w:rPr>
-            <w:rStyle w:val="Hyperlink"/>
-            <w:rFonts w:ascii="Arial" w:eastAsia="Times New Roman" w:hAnsi="Arial" w:cs="Arial"/>
-            <w:b/>
-            <w:bCs/>
-            <w:color w:val="auto"/>
-            <w:kern w:val="0"/>
-            <w:sz w:val="18"/>
-            <w:szCs w:val="18"/>
-            <w:lang w:val="ru-RU"/>
-          </w:rPr>
-          <w:t xml:space="preserve"> в Москве и Московской области</w:t>
-        </w:r>
-        <w:r>
-          <w:rPr>
-            <w:rStyle w:val="Hyperlink"/>
-            <w:rFonts w:ascii="Arial" w:eastAsia="Times New Roman" w:hAnsi="Arial" w:cs="Arial"/>
-            <w:b/>
-            <w:bCs/>
-            <w:color w:val="auto"/>
-            <w:kern w:val="0"/>
-            <w:sz w:val="18"/>
-            <w:szCs w:val="18"/>
-            <w:lang w:val="ru-RU"/>
-          </w:rPr>
-          <w:t xml:space="preserve"> </w:t>
-        </w:r>
-        <w:proofErr w:type="gramStart"/>
-        <w:r>
-          <w:rPr>
-            <w:rStyle w:val="Hyperlink"/>
-            <w:rFonts w:ascii="Arial" w:eastAsia="Times New Roman" w:hAnsi="Arial" w:cs="Arial"/>
-            <w:b/>
-            <w:bCs/>
-            <w:color w:val="auto"/>
-            <w:kern w:val="0"/>
-            <w:sz w:val="18"/>
-            <w:szCs w:val="18"/>
-            <w:lang w:val="ru-RU"/>
-          </w:rPr>
-          <w:t>1934-1941</w:t>
-        </w:r>
-        <w:proofErr w:type="gramEnd"/>
-        <w:r>
-          <w:rPr>
-            <w:rStyle w:val="Hyperlink"/>
-            <w:rFonts w:ascii="Arial" w:eastAsia="Times New Roman" w:hAnsi="Arial" w:cs="Arial"/>
-            <w:b/>
-            <w:bCs/>
-            <w:color w:val="auto"/>
-            <w:kern w:val="0"/>
-            <w:sz w:val="18"/>
-            <w:szCs w:val="18"/>
-            <w:lang w:val="ru-RU"/>
-          </w:rPr>
-          <w:t xml:space="preserve"> </w:t>
-        </w:r>
-        <w:r>
-          <w:rPr>
-            <w:rStyle w:val="Hyperlink"/>
-            <w:rFonts w:ascii="Arial" w:eastAsia="Times New Roman" w:hAnsi="Arial" w:cs="Arial"/>
-            <w:b/>
-            <w:bCs/>
-            <w:color w:val="auto"/>
-            <w:kern w:val="0"/>
-            <w:sz w:val="18"/>
-            <w:szCs w:val="18"/>
-            <w:lang w:val="ru-RU"/>
-          </w:rPr>
-          <w:t>гг.</w:t>
-        </w:r>
-      </w:hyperlink>
-    </w:p>
-    <w:p>
-      <w:pPr>
-        <w:spacing w:after="0"/>
-        <w:rPr>
-          <w:rFonts w:ascii="Arial" w:eastAsia="Times New Roman" w:hAnsi="Arial" w:cs="Arial"/>
-          <w:b/>
-          <w:bCs/>
-          <w:kern w:val="0"/>
-          <w:sz w:val="18"/>
-          <w:szCs w:val="18"/>
-          <w:lang w:val="ru-RU"/>
-        </w:rPr>
-      </w:pPr>
-      <w:hyperlink r:id="rId18" w:history="1">
-        <w:r>
-          <w:rPr>
-            <w:rStyle w:val="Hyperlink"/>
-            <w:rFonts w:ascii="Arial" w:hAnsi="Arial" w:cs="Arial"/>
-            <w:b/>
-            <w:bCs/>
-            <w:color w:val="auto"/>
-            <w:sz w:val="18"/>
-            <w:szCs w:val="18"/>
-            <w:lang w:val="ru-RU"/>
-          </w:rPr>
-          <w:t>Открытый список</w:t>
-        </w:r>
-      </w:hyperlink>
-    </w:p>
-    <w:p>
-      <w:pPr>
-        <w:spacing w:after="0"/>
-        <w:rPr>
-          <w:rFonts w:ascii="Arial" w:eastAsia="Times New Roman" w:hAnsi="Arial" w:cs="Arial"/>
-          <w:b/>
-          <w:bCs/>
-          <w:kern w:val="0"/>
-          <w:sz w:val="18"/>
-          <w:szCs w:val="18"/>
-          <w:lang w:val="ru-RU"/>
-        </w:rPr>
-      </w:pPr>
-      <w:hyperlink r:id="rId19" w:history="1">
-        <w:r>
-          <w:rPr>
-            <w:rStyle w:val="Hyperlink"/>
-            <w:rFonts w:ascii="Arial" w:hAnsi="Arial" w:cs="Arial"/>
-            <w:b/>
-            <w:bCs/>
-            <w:color w:val="auto"/>
-            <w:sz w:val="18"/>
-            <w:szCs w:val="18"/>
-            <w:lang w:val="ru-RU"/>
-          </w:rPr>
-          <w:t>Вадим Роговин</w:t>
-        </w:r>
-        <w:r>
-          <w:rPr>
-            <w:rStyle w:val="Hyperlink"/>
-            <w:rFonts w:ascii="Arial" w:hAnsi="Arial" w:cs="Arial"/>
-            <w:b/>
-            <w:bCs/>
-            <w:color w:val="auto"/>
-            <w:sz w:val="18"/>
-            <w:szCs w:val="18"/>
-            <w:lang w:val="ru-RU"/>
-          </w:rPr>
-          <w:t>.</w:t>
-        </w:r>
-        <w:r>
-          <w:rPr>
-            <w:rStyle w:val="Hyperlink"/>
-            <w:rFonts w:ascii="Arial" w:hAnsi="Arial" w:cs="Arial"/>
-            <w:b/>
-            <w:bCs/>
-            <w:color w:val="auto"/>
-            <w:sz w:val="18"/>
-            <w:szCs w:val="18"/>
-            <w:lang w:val="ru-RU"/>
-          </w:rPr>
-          <w:t xml:space="preserve"> </w:t>
-        </w:r>
-        <w:r>
-          <w:rPr>
-            <w:rStyle w:val="Hyperlink"/>
-            <w:rFonts w:ascii="Arial" w:hAnsi="Arial" w:cs="Arial"/>
-            <w:b/>
-            <w:bCs/>
-            <w:color w:val="auto"/>
-            <w:sz w:val="18"/>
-            <w:szCs w:val="18"/>
-            <w:lang w:val="ru-RU"/>
-          </w:rPr>
-          <w:t>П</w:t>
-        </w:r>
-        <w:r>
-          <w:rPr>
-            <w:rStyle w:val="Hyperlink"/>
-            <w:rFonts w:ascii="Arial" w:hAnsi="Arial" w:cs="Arial"/>
-            <w:b/>
-            <w:bCs/>
-            <w:color w:val="auto"/>
-            <w:sz w:val="18"/>
-            <w:szCs w:val="18"/>
-            <w:lang w:val="ru-RU"/>
-          </w:rPr>
-          <w:t>артия расстрелянных</w:t>
-        </w:r>
-        <w:r>
-          <w:rPr>
-            <w:rStyle w:val="Hyperlink"/>
-            <w:rFonts w:ascii="Arial" w:hAnsi="Arial" w:cs="Arial"/>
-            <w:b/>
-            <w:bCs/>
-            <w:color w:val="auto"/>
-            <w:sz w:val="18"/>
-            <w:szCs w:val="18"/>
-            <w:lang w:val="ru-RU"/>
-          </w:rPr>
-          <w:t xml:space="preserve"> </w:t>
-        </w:r>
-      </w:hyperlink>
-    </w:p>
-    <w:p>
-      <w:pPr>
-        <w:spacing w:after="0"/>
-        <w:rPr>
-          <w:rFonts w:ascii="Arial" w:hAnsi="Arial" w:cs="Arial"/>
-          <w:sz w:val="18"/>
-          <w:szCs w:val="18"/>
-          <w:lang w:val="ru-RU"/>
-        </w:rPr>
-      </w:pPr>
-      <w:hyperlink r:id="rId20" w:history="1">
-        <w:r>
-          <w:rPr>
-            <w:rStyle w:val="Hyperlink"/>
-            <w:rFonts w:ascii="Arial" w:hAnsi="Arial" w:cs="Arial"/>
-            <w:b/>
-            <w:bCs/>
-            <w:color w:val="auto"/>
-            <w:sz w:val="18"/>
-            <w:szCs w:val="18"/>
-            <w:lang w:val="ru-RU"/>
-          </w:rPr>
-          <w:t>Расстрел</w:t>
-        </w:r>
-        <w:r>
-          <w:rPr>
-            <w:rStyle w:val="Hyperlink"/>
-            <w:rFonts w:ascii="Arial" w:hAnsi="Arial" w:cs="Arial"/>
-            <w:b/>
-            <w:bCs/>
-            <w:color w:val="auto"/>
-            <w:sz w:val="18"/>
-            <w:szCs w:val="18"/>
-            <w:lang w:val="ru-RU"/>
-          </w:rPr>
-          <w:t>янные</w:t>
-        </w:r>
-        <w:r>
-          <w:rPr>
-            <w:rStyle w:val="Hyperlink"/>
-            <w:rFonts w:ascii="Arial" w:hAnsi="Arial" w:cs="Arial"/>
-            <w:b/>
-            <w:bCs/>
-            <w:color w:val="auto"/>
-            <w:sz w:val="18"/>
-            <w:szCs w:val="18"/>
-            <w:lang w:val="ru-RU"/>
-          </w:rPr>
-          <w:t xml:space="preserve"> в Москве</w:t>
-        </w:r>
-      </w:hyperlink>
-    </w:p>
-    <w:p>
-      <w:pPr>
-        <w:spacing w:after="0"/>
-        <w:rPr>
-          <w:rFonts w:ascii="Arial" w:eastAsia="Times New Roman" w:hAnsi="Arial" w:cs="Arial"/>
-          <w:b/>
-          <w:bCs/>
-          <w:kern w:val="0"/>
-          <w:sz w:val="18"/>
-          <w:szCs w:val="18"/>
-          <w:lang w:val="ru-RU"/>
-        </w:rPr>
-      </w:pPr>
-      <w:hyperlink r:id="rId21" w:history="1">
-        <w:r>
-          <w:rPr>
-            <w:rStyle w:val="Hyperlink"/>
-            <w:rFonts w:ascii="Arial" w:hAnsi="Arial" w:cs="Arial"/>
-            <w:b/>
-            <w:bCs/>
-            <w:color w:val="auto"/>
-            <w:sz w:val="18"/>
-            <w:szCs w:val="18"/>
-            <w:lang w:val="ru-RU"/>
-          </w:rPr>
-          <w:t xml:space="preserve">Расстрелянные в </w:t>
-        </w:r>
-        <w:r>
-          <w:rPr>
-            <w:rStyle w:val="Hyperlink"/>
-            <w:rFonts w:ascii="Arial" w:hAnsi="Arial" w:cs="Arial"/>
-            <w:b/>
-            <w:bCs/>
-            <w:color w:val="auto"/>
-            <w:sz w:val="18"/>
-            <w:szCs w:val="18"/>
-            <w:lang w:val="ru-RU"/>
-          </w:rPr>
-          <w:t xml:space="preserve">тюрьмах </w:t>
-        </w:r>
-        <w:r>
-          <w:rPr>
-            <w:rStyle w:val="Hyperlink"/>
-            <w:rFonts w:ascii="Arial" w:hAnsi="Arial" w:cs="Arial"/>
-            <w:b/>
-            <w:bCs/>
-            <w:color w:val="auto"/>
-            <w:sz w:val="18"/>
-            <w:szCs w:val="18"/>
-            <w:lang w:val="ru-RU"/>
-          </w:rPr>
-          <w:t>Льв</w:t>
-        </w:r>
-        <w:r>
-          <w:rPr>
-            <w:rStyle w:val="Hyperlink"/>
-            <w:rFonts w:ascii="Arial" w:hAnsi="Arial" w:cs="Arial"/>
-            <w:b/>
-            <w:bCs/>
-            <w:color w:val="auto"/>
-            <w:sz w:val="18"/>
-            <w:szCs w:val="18"/>
-            <w:lang w:val="ru-RU"/>
-          </w:rPr>
-          <w:t>ова</w:t>
-        </w:r>
-        <w:r>
-          <w:rPr>
-            <w:rStyle w:val="Hyperlink"/>
-            <w:rFonts w:ascii="Arial" w:hAnsi="Arial" w:cs="Arial"/>
-            <w:b/>
-            <w:bCs/>
-            <w:color w:val="auto"/>
-            <w:sz w:val="18"/>
-            <w:szCs w:val="18"/>
-            <w:lang w:val="ru-RU"/>
-          </w:rPr>
-          <w:t xml:space="preserve"> </w:t>
-        </w:r>
-        <w:r>
-          <w:rPr>
-            <w:rStyle w:val="Hyperlink"/>
-            <w:rFonts w:ascii="Arial" w:hAnsi="Arial" w:cs="Arial"/>
-            <w:b/>
-            <w:bCs/>
-            <w:color w:val="auto"/>
-            <w:sz w:val="18"/>
-            <w:szCs w:val="18"/>
-            <w:lang w:val="ru-RU"/>
-          </w:rPr>
-          <w:t>в июне-июле</w:t>
-        </w:r>
-        <w:r>
-          <w:rPr>
-            <w:rStyle w:val="Hyperlink"/>
-            <w:rFonts w:ascii="Arial" w:hAnsi="Arial" w:cs="Arial"/>
-            <w:b/>
-            <w:bCs/>
-            <w:color w:val="auto"/>
-            <w:sz w:val="18"/>
-            <w:szCs w:val="18"/>
-            <w:lang w:val="ru-RU"/>
-          </w:rPr>
-          <w:t xml:space="preserve"> 1941 го</w:t>
-        </w:r>
-        <w:r>
-          <w:rPr>
-            <w:rStyle w:val="Hyperlink"/>
-            <w:rFonts w:ascii="Arial" w:hAnsi="Arial" w:cs="Arial"/>
-            <w:b/>
-            <w:bCs/>
-            <w:color w:val="auto"/>
-            <w:sz w:val="18"/>
-            <w:szCs w:val="18"/>
-            <w:lang w:val="ru-RU"/>
-          </w:rPr>
-          <w:t xml:space="preserve">да </w:t>
-        </w:r>
-      </w:hyperlink>
-    </w:p>
-    <w:p>
-      <w:pPr>
-        <w:spacing w:after="0"/>
-        <w:rPr>
-          <w:rFonts w:ascii="Arial" w:eastAsia="Times New Roman" w:hAnsi="Arial" w:cs="Arial"/>
-          <w:b/>
-          <w:bCs/>
-          <w:kern w:val="0"/>
-          <w:sz w:val="18"/>
-          <w:szCs w:val="18"/>
-          <w:lang w:val="ru-RU"/>
-        </w:rPr>
-      </w:pPr>
-      <w:hyperlink r:id="rId22" w:history="1">
-        <w:r>
-          <w:rPr>
-            <w:rStyle w:val="Hyperlink"/>
-            <w:rFonts w:ascii="Arial" w:hAnsi="Arial" w:cs="Arial"/>
-            <w:b/>
-            <w:bCs/>
-            <w:color w:val="auto"/>
-            <w:sz w:val="18"/>
-            <w:szCs w:val="18"/>
-            <w:lang w:val="ru-RU"/>
-          </w:rPr>
-          <w:t>Расстрелянные женщины Смоленщины</w:t>
-        </w:r>
-      </w:hyperlink>
-    </w:p>
-    <w:p>
-      <w:pPr>
-        <w:spacing w:after="0"/>
-        <w:rPr>
-          <w:rFonts w:ascii="Arial" w:eastAsia="Times New Roman" w:hAnsi="Arial" w:cs="Arial"/>
-          <w:b/>
-          <w:bCs/>
-          <w:kern w:val="0"/>
-          <w:sz w:val="18"/>
-          <w:szCs w:val="18"/>
-          <w:lang w:val="ru-RU"/>
-        </w:rPr>
-      </w:pPr>
-      <w:hyperlink r:id="rId23" w:history="1">
-        <w:r>
-          <w:rPr>
-            <w:rStyle w:val="Hyperlink"/>
-            <w:rFonts w:ascii="Arial" w:hAnsi="Arial" w:cs="Arial"/>
-            <w:b/>
-            <w:bCs/>
-            <w:color w:val="auto"/>
-            <w:sz w:val="18"/>
-            <w:szCs w:val="18"/>
-            <w:lang w:val="ru-RU"/>
-          </w:rPr>
-          <w:t>Репрессированные в Житомирской област</w:t>
-        </w:r>
-        <w:r>
-          <w:rPr>
-            <w:rStyle w:val="Hyperlink"/>
-            <w:rFonts w:ascii="Arial" w:hAnsi="Arial" w:cs="Arial"/>
-            <w:b/>
-            <w:bCs/>
-            <w:color w:val="auto"/>
-            <w:sz w:val="18"/>
-            <w:szCs w:val="18"/>
-            <w:lang w:val="ru-RU"/>
-          </w:rPr>
-          <w:t>и</w:t>
-        </w:r>
-        <w:r>
-          <w:rPr>
-            <w:rStyle w:val="Hyperlink"/>
-            <w:rFonts w:ascii="Arial" w:hAnsi="Arial" w:cs="Arial"/>
-            <w:b/>
-            <w:bCs/>
-            <w:color w:val="auto"/>
-            <w:sz w:val="18"/>
-            <w:szCs w:val="18"/>
-            <w:lang w:val="ru-RU"/>
-          </w:rPr>
-          <w:t xml:space="preserve">, Украина </w:t>
-        </w:r>
-      </w:hyperlink>
-    </w:p>
-    <w:p>
-      <w:pPr>
-        <w:spacing w:after="0"/>
-        <w:rPr>
-          <w:rFonts w:ascii="Arial" w:hAnsi="Arial" w:cs="Arial"/>
-          <w:sz w:val="18"/>
-          <w:szCs w:val="18"/>
-          <w:lang w:val="ru-RU"/>
-        </w:rPr>
-      </w:pPr>
-      <w:hyperlink r:id="rId24" w:history="1">
-        <w:proofErr w:type="spellStart"/>
-        <w:r>
-          <w:rPr>
-            <w:rStyle w:val="Hyperlink"/>
-            <w:rFonts w:ascii="Arial" w:hAnsi="Arial" w:cs="Arial"/>
-            <w:b/>
-            <w:bCs/>
-            <w:color w:val="auto"/>
-            <w:sz w:val="18"/>
-            <w:szCs w:val="18"/>
-            <w:lang w:val="ru-RU"/>
-          </w:rPr>
-          <w:t>Рувики</w:t>
-        </w:r>
-        <w:proofErr w:type="spellEnd"/>
-        <w:r>
-          <w:rPr>
-            <w:rStyle w:val="Hyperlink"/>
-            <w:rFonts w:ascii="Arial" w:hAnsi="Arial" w:cs="Arial"/>
-            <w:b/>
-            <w:bCs/>
-            <w:color w:val="auto"/>
-            <w:sz w:val="18"/>
-            <w:szCs w:val="18"/>
-            <w:lang w:val="ru-RU"/>
-          </w:rPr>
-          <w:t>. Большой террор</w:t>
-        </w:r>
-      </w:hyperlink>
-    </w:p>
-    <w:p>
-      <w:pPr>
-        <w:spacing w:after="0"/>
-        <w:rPr>
-          <w:rFonts w:ascii="Arial" w:eastAsia="Times New Roman" w:hAnsi="Arial" w:cs="Arial"/>
-          <w:b/>
-          <w:bCs/>
-          <w:kern w:val="0"/>
-          <w:sz w:val="18"/>
-          <w:szCs w:val="18"/>
-          <w:lang w:val="ru-RU"/>
-        </w:rPr>
-      </w:pPr>
-      <w:hyperlink r:id="rId25" w:history="1">
-        <w:proofErr w:type="spellStart"/>
-        <w:r>
-          <w:rPr>
-            <w:rStyle w:val="Hyperlink"/>
-            <w:rFonts w:ascii="Arial" w:hAnsi="Arial" w:cs="Arial"/>
-            <w:b/>
-            <w:bCs/>
-            <w:color w:val="auto"/>
-            <w:sz w:val="18"/>
-            <w:szCs w:val="18"/>
-            <w:lang w:val="ru-RU"/>
-          </w:rPr>
-          <w:t>Сандормох</w:t>
-        </w:r>
-        <w:proofErr w:type="spellEnd"/>
-        <w:r>
-          <w:rPr>
-            <w:rStyle w:val="Hyperlink"/>
-            <w:rFonts w:ascii="Arial" w:hAnsi="Arial" w:cs="Arial"/>
-            <w:b/>
-            <w:bCs/>
-            <w:color w:val="auto"/>
-            <w:sz w:val="18"/>
-            <w:szCs w:val="18"/>
-            <w:lang w:val="ru-RU"/>
-          </w:rPr>
-          <w:t>. Имена на памятниках</w:t>
-        </w:r>
-      </w:hyperlink>
-    </w:p>
-    <w:p>
-      <w:pPr>
-        <w:spacing w:after="0"/>
-        <w:rPr>
-          <w:rFonts w:ascii="Arial" w:eastAsia="Times New Roman" w:hAnsi="Arial" w:cs="Arial"/>
-          <w:b/>
-          <w:bCs/>
-          <w:kern w:val="0"/>
-          <w:sz w:val="18"/>
-          <w:szCs w:val="18"/>
-          <w:lang w:val="ru-RU"/>
-        </w:rPr>
-      </w:pPr>
-      <w:hyperlink r:id="rId26" w:history="1">
-        <w:r>
-          <w:rPr>
-            <w:rStyle w:val="Hyperlink"/>
-            <w:rFonts w:ascii="Arial" w:hAnsi="Arial" w:cs="Arial"/>
-            <w:b/>
-            <w:bCs/>
-            <w:color w:val="auto"/>
-            <w:sz w:val="18"/>
-            <w:szCs w:val="18"/>
-            <w:lang w:val="ru-RU"/>
-          </w:rPr>
-          <w:t xml:space="preserve">Сахаровский центр. Мартиролог </w:t>
-        </w:r>
-        <w:r>
-          <w:rPr>
-            <w:rStyle w:val="Hyperlink"/>
-            <w:rFonts w:ascii="Arial" w:hAnsi="Arial" w:cs="Arial"/>
-            <w:b/>
-            <w:bCs/>
-            <w:color w:val="auto"/>
-            <w:sz w:val="18"/>
-            <w:szCs w:val="18"/>
-            <w:lang w:val="ru-RU"/>
-          </w:rPr>
-          <w:t xml:space="preserve">жертв </w:t>
-        </w:r>
-        <w:r>
-          <w:rPr>
-            <w:rStyle w:val="Hyperlink"/>
-            <w:rFonts w:ascii="Arial" w:hAnsi="Arial" w:cs="Arial"/>
-            <w:b/>
-            <w:bCs/>
-            <w:color w:val="auto"/>
-            <w:sz w:val="18"/>
-            <w:szCs w:val="18"/>
-            <w:lang w:val="ru-RU"/>
-          </w:rPr>
-          <w:t>репресси</w:t>
-        </w:r>
-        <w:r>
-          <w:rPr>
-            <w:rStyle w:val="Hyperlink"/>
-            <w:rFonts w:ascii="Arial" w:hAnsi="Arial" w:cs="Arial"/>
-            <w:b/>
-            <w:bCs/>
-            <w:color w:val="auto"/>
-            <w:sz w:val="18"/>
-            <w:szCs w:val="18"/>
-            <w:lang w:val="ru-RU"/>
-          </w:rPr>
-          <w:t xml:space="preserve">й в Москве и Московской обл. 1918-1953 гг. </w:t>
-        </w:r>
-      </w:hyperlink>
-    </w:p>
-    <w:p>
-      <w:pPr>
-        <w:spacing w:after="0"/>
-        <w:rPr>
-          <w:rFonts w:ascii="Arial" w:hAnsi="Arial" w:cs="Arial"/>
-          <w:sz w:val="18"/>
-          <w:szCs w:val="18"/>
-          <w:lang w:val="ru-RU"/>
-        </w:rPr>
-      </w:pPr>
-      <w:hyperlink r:id="rId27" w:history="1">
-        <w:r>
-          <w:rPr>
-            <w:rStyle w:val="Hyperlink"/>
-            <w:rFonts w:ascii="Arial" w:hAnsi="Arial" w:cs="Arial"/>
-            <w:b/>
-            <w:bCs/>
-            <w:color w:val="auto"/>
-            <w:sz w:val="18"/>
-            <w:szCs w:val="18"/>
-            <w:lang w:val="ru-RU"/>
-          </w:rPr>
-          <w:t>Списки Карлага</w:t>
-        </w:r>
-      </w:hyperlink>
-    </w:p>
-    <w:p>
-      <w:pPr>
-        <w:spacing w:after="0"/>
-        <w:rPr>
-          <w:rFonts w:ascii="Arial" w:eastAsia="Times New Roman" w:hAnsi="Arial" w:cs="Arial"/>
-          <w:b/>
-          <w:bCs/>
-          <w:kern w:val="0"/>
-          <w:sz w:val="18"/>
-          <w:szCs w:val="18"/>
-          <w:lang w:val="ru-RU"/>
-        </w:rPr>
-      </w:pPr>
-      <w:hyperlink r:id="rId28" w:history="1">
-        <w:r>
-          <w:rPr>
-            <w:rStyle w:val="Hyperlink"/>
-            <w:rFonts w:ascii="Arial" w:hAnsi="Arial" w:cs="Arial"/>
-            <w:b/>
-            <w:bCs/>
-            <w:color w:val="auto"/>
-            <w:sz w:val="18"/>
-            <w:szCs w:val="18"/>
-            <w:lang w:val="ru-RU"/>
-          </w:rPr>
-          <w:t xml:space="preserve">Список </w:t>
-        </w:r>
-        <w:r>
-          <w:rPr>
-            <w:rStyle w:val="Hyperlink"/>
-            <w:rFonts w:ascii="Arial" w:hAnsi="Arial" w:cs="Arial"/>
-            <w:b/>
-            <w:bCs/>
-            <w:color w:val="auto"/>
-            <w:sz w:val="18"/>
-            <w:szCs w:val="18"/>
-            <w:lang w:val="ru-RU"/>
-          </w:rPr>
-          <w:t>р</w:t>
-        </w:r>
-        <w:r>
-          <w:rPr>
-            <w:rStyle w:val="Hyperlink"/>
-            <w:rFonts w:ascii="Arial" w:hAnsi="Arial" w:cs="Arial"/>
-            <w:b/>
-            <w:bCs/>
-            <w:color w:val="auto"/>
-            <w:sz w:val="18"/>
-            <w:szCs w:val="18"/>
-            <w:lang w:val="ru-RU"/>
-          </w:rPr>
-          <w:t>епрессированных</w:t>
-        </w:r>
-        <w:r>
-          <w:rPr>
-            <w:rStyle w:val="Hyperlink"/>
-            <w:rFonts w:ascii="Arial" w:hAnsi="Arial" w:cs="Arial"/>
-            <w:b/>
-            <w:bCs/>
-            <w:color w:val="auto"/>
-            <w:sz w:val="18"/>
-            <w:szCs w:val="18"/>
-            <w:lang w:val="ru-RU"/>
-          </w:rPr>
-          <w:t xml:space="preserve"> </w:t>
-        </w:r>
-        <w:r>
-          <w:rPr>
-            <w:rStyle w:val="Hyperlink"/>
-            <w:rFonts w:ascii="Arial" w:hAnsi="Arial" w:cs="Arial"/>
-            <w:b/>
-            <w:bCs/>
-            <w:color w:val="auto"/>
-            <w:sz w:val="18"/>
-            <w:szCs w:val="18"/>
-            <w:lang w:val="ru-RU"/>
-          </w:rPr>
-          <w:t>ф</w:t>
-        </w:r>
-        <w:r>
-          <w:rPr>
-            <w:rStyle w:val="Hyperlink"/>
-            <w:rFonts w:ascii="Arial" w:hAnsi="Arial" w:cs="Arial"/>
-            <w:b/>
-            <w:bCs/>
-            <w:color w:val="auto"/>
-            <w:sz w:val="18"/>
-            <w:szCs w:val="18"/>
-            <w:lang w:val="ru-RU"/>
-          </w:rPr>
-          <w:t>иннов</w:t>
-        </w:r>
-      </w:hyperlink>
-    </w:p>
-    <w:p>
-      <w:pPr>
-        <w:spacing w:after="0"/>
-        <w:rPr>
-          <w:rFonts w:ascii="Arial" w:eastAsia="Times New Roman" w:hAnsi="Arial" w:cs="Arial"/>
-          <w:b/>
-          <w:bCs/>
-          <w:kern w:val="0"/>
-          <w:sz w:val="18"/>
-          <w:szCs w:val="18"/>
-          <w:lang w:val="ru-RU"/>
-        </w:rPr>
-      </w:pPr>
-      <w:hyperlink r:id="rId29" w:history="1">
-        <w:r>
-          <w:rPr>
-            <w:rStyle w:val="Hyperlink"/>
-            <w:rFonts w:ascii="Arial" w:hAnsi="Arial" w:cs="Arial"/>
-            <w:b/>
-            <w:bCs/>
-            <w:color w:val="auto"/>
-            <w:sz w:val="18"/>
-            <w:szCs w:val="18"/>
-            <w:lang w:val="ru-RU"/>
-          </w:rPr>
-          <w:t>Томск. Следственная тюрьма НКВД</w:t>
-        </w:r>
-      </w:hyperlink>
-    </w:p>
-    <w:p>
-      <w:pPr>
-        <w:spacing w:after="0"/>
-        <w:rPr>
-          <w:rFonts w:ascii="Arial" w:eastAsia="Times New Roman" w:hAnsi="Arial" w:cs="Arial"/>
-          <w:b/>
-          <w:bCs/>
-          <w:kern w:val="0"/>
-          <w:sz w:val="18"/>
-          <w:szCs w:val="18"/>
-          <w:lang w:val="ru-RU"/>
-        </w:rPr>
-      </w:pPr>
-      <w:hyperlink r:id="rId30" w:history="1">
-        <w:r>
-          <w:rPr>
-            <w:rStyle w:val="Hyperlink"/>
-            <w:rFonts w:ascii="Arial" w:hAnsi="Arial" w:cs="Arial"/>
-            <w:b/>
-            <w:bCs/>
-            <w:color w:val="auto"/>
-            <w:sz w:val="18"/>
-            <w:szCs w:val="18"/>
-            <w:lang w:val="ru-RU"/>
-          </w:rPr>
-          <w:t xml:space="preserve">Убиты в </w:t>
-        </w:r>
-        <w:proofErr w:type="spellStart"/>
-        <w:r>
-          <w:rPr>
-            <w:rStyle w:val="Hyperlink"/>
-            <w:rFonts w:ascii="Arial" w:hAnsi="Arial" w:cs="Arial"/>
-            <w:b/>
-            <w:bCs/>
-            <w:color w:val="auto"/>
-            <w:sz w:val="18"/>
-            <w:szCs w:val="18"/>
-            <w:lang w:val="ru-RU"/>
-          </w:rPr>
-          <w:t>Сандормохе</w:t>
-        </w:r>
-        <w:proofErr w:type="spellEnd"/>
-        <w:r>
-          <w:rPr>
-            <w:rStyle w:val="Hyperlink"/>
-            <w:rFonts w:ascii="Arial" w:hAnsi="Arial" w:cs="Arial"/>
-            <w:b/>
-            <w:bCs/>
-            <w:color w:val="auto"/>
-            <w:sz w:val="18"/>
-            <w:szCs w:val="18"/>
-            <w:lang w:val="ru-RU"/>
-          </w:rPr>
-          <w:t>. Мемориальное кладбище</w:t>
-        </w:r>
-      </w:hyperlink>
-    </w:p>
-    <w:p>
-      <w:pPr>
-        <w:spacing w:after="0"/>
-        <w:rPr>
-          <w:rFonts w:ascii="Arial" w:eastAsia="Times New Roman" w:hAnsi="Arial" w:cs="Arial"/>
-          <w:b/>
-          <w:bCs/>
-          <w:kern w:val="0"/>
-          <w:sz w:val="18"/>
-          <w:szCs w:val="18"/>
-          <w:lang w:val="ru-RU"/>
-        </w:rPr>
-      </w:pPr>
-      <w:hyperlink r:id="rId31" w:history="1">
-        <w:proofErr w:type="spellStart"/>
-        <w:r>
-          <w:rPr>
-            <w:rStyle w:val="Hyperlink"/>
-            <w:rFonts w:ascii="Arial" w:hAnsi="Arial" w:cs="Arial"/>
-            <w:b/>
-            <w:bCs/>
-            <w:color w:val="auto"/>
-            <w:sz w:val="18"/>
-            <w:szCs w:val="18"/>
-            <w:lang w:val="ru-RU"/>
-          </w:rPr>
-          <w:t>Укра</w:t>
-        </w:r>
-        <w:r>
-          <w:rPr>
-            <w:rFonts w:ascii="Arial" w:hAnsi="Arial" w:cs="Arial"/>
-            <w:b/>
-            <w:bCs/>
-            <w:sz w:val="18"/>
-            <w:szCs w:val="18"/>
-            <w:lang w:val="ru-RU"/>
-          </w:rPr>
-          <w:t>ї</w:t>
-        </w:r>
-        <w:r>
-          <w:rPr>
-            <w:rStyle w:val="Hyperlink"/>
-            <w:rFonts w:ascii="Arial" w:hAnsi="Arial" w:cs="Arial"/>
-            <w:b/>
-            <w:bCs/>
-            <w:color w:val="auto"/>
-            <w:sz w:val="18"/>
-            <w:szCs w:val="18"/>
-            <w:lang w:val="ru-RU"/>
-          </w:rPr>
-          <w:t>нський</w:t>
-        </w:r>
-        <w:proofErr w:type="spellEnd"/>
-        <w:r>
-          <w:rPr>
-            <w:rStyle w:val="Hyperlink"/>
-            <w:rFonts w:ascii="Arial" w:hAnsi="Arial" w:cs="Arial"/>
-            <w:b/>
-            <w:bCs/>
-            <w:color w:val="auto"/>
-            <w:sz w:val="18"/>
-            <w:szCs w:val="18"/>
-            <w:lang w:val="ru-RU"/>
-          </w:rPr>
-          <w:t xml:space="preserve"> мартиролог ХХ ст.</w:t>
-        </w:r>
-      </w:hyperlink>
-      <w:r>
-        <w:rPr>
-          <w:rFonts w:ascii="Arial" w:eastAsia="Times New Roman" w:hAnsi="Arial" w:cs="Arial"/>
-          <w:b/>
-          <w:bCs/>
-          <w:kern w:val="0"/>
-          <w:sz w:val="18"/>
-          <w:szCs w:val="18"/>
-          <w:lang w:val="ru-RU"/>
-        </w:rPr>
-        <w:t xml:space="preserve"> </w:t>
-      </w:r>
-    </w:p>
-    <w:p>
-      <w:pPr>
-        <w:spacing w:after="0"/>
-        <w:rPr>
-          <w:lang w:val="ru-RU"/>
-        </w:rPr>
-      </w:pPr>
-      <w:hyperlink r:id="rId32" w:history="1">
-        <w:proofErr w:type="spellStart"/>
-        <w:r>
-          <w:rPr>
-            <w:rStyle w:val="Hyperlink"/>
-            <w:rFonts w:ascii="Arial" w:hAnsi="Arial" w:cs="Arial"/>
-            <w:b/>
-            <w:bCs/>
-            <w:color w:val="auto"/>
-            <w:sz w:val="18"/>
-            <w:szCs w:val="18"/>
-            <w:lang w:val="ru-RU"/>
-          </w:rPr>
-          <w:t>Цикло</w:t>
-        </w:r>
-        <w:r>
-          <w:rPr>
-            <w:rStyle w:val="Hyperlink"/>
-            <w:rFonts w:ascii="Arial" w:hAnsi="Arial" w:cs="Arial"/>
-            <w:b/>
-            <w:bCs/>
-            <w:color w:val="auto"/>
-            <w:sz w:val="18"/>
-            <w:szCs w:val="18"/>
-            <w:lang w:val="ru-RU"/>
-          </w:rPr>
-          <w:t>вики</w:t>
-        </w:r>
-        <w:proofErr w:type="spellEnd"/>
-        <w:r>
-          <w:rPr>
-            <w:rStyle w:val="Hyperlink"/>
-            <w:rFonts w:ascii="Arial" w:hAnsi="Arial" w:cs="Arial"/>
-            <w:b/>
-            <w:bCs/>
-            <w:color w:val="auto"/>
-            <w:sz w:val="18"/>
-            <w:szCs w:val="18"/>
-            <w:lang w:val="ru-RU"/>
-          </w:rPr>
-          <w:t>.</w:t>
-        </w:r>
-        <w:r>
-          <w:rPr>
-            <w:rStyle w:val="Hyperlink"/>
-            <w:rFonts w:ascii="Arial" w:hAnsi="Arial" w:cs="Arial"/>
-            <w:b/>
-            <w:bCs/>
-            <w:color w:val="auto"/>
-            <w:sz w:val="18"/>
-            <w:szCs w:val="18"/>
-            <w:lang w:val="ru-RU"/>
-          </w:rPr>
-          <w:t xml:space="preserve"> </w:t>
-        </w:r>
-        <w:r>
-          <w:rPr>
-            <w:rStyle w:val="Hyperlink"/>
-            <w:rFonts w:ascii="Arial" w:hAnsi="Arial" w:cs="Arial"/>
-            <w:b/>
-            <w:bCs/>
-            <w:color w:val="auto"/>
-            <w:sz w:val="18"/>
-            <w:szCs w:val="18"/>
-            <w:lang w:val="ru-RU"/>
-          </w:rPr>
-          <w:t>Репрессированные в СССР</w:t>
-        </w:r>
-      </w:hyperlink>
-    </w:p>
-    <w:p>
-      <w:pPr>
-        <w:spacing w:after="0"/>
-        <w:rPr>
-          <w:lang w:val="ru-RU"/>
-        </w:rPr>
-      </w:pPr>
-    </w:p>
-    <w:p>
-      <w:pPr>
-        <w:spacing w:after="0"/>
-        <w:rPr>
-          <w:rFonts w:ascii="Arial" w:eastAsia="Times New Roman" w:hAnsi="Arial" w:cs="Arial"/>
-          <w:b/>
-          <w:bCs/>
-          <w:kern w:val="0"/>
-          <w:sz w:val="18"/>
-          <w:szCs w:val="18"/>
-          <w:lang w:val="ru-RU"/>
-        </w:rPr>
-      </w:pPr>
-      <w:hyperlink r:id="rId33" w:history="1">
-        <w:r>
-          <w:rPr>
-            <w:rStyle w:val="Hyperlink"/>
-            <w:rFonts w:ascii="Arial" w:eastAsia="Times New Roman" w:hAnsi="Arial" w:cs="Arial"/>
-            <w:b/>
-            <w:bCs/>
-            <w:kern w:val="0"/>
-            <w:sz w:val="18"/>
-            <w:szCs w:val="18"/>
-          </w:rPr>
-          <w:t>https</w:t>
-        </w:r>
-        <w:r>
-          <w:rPr>
-            <w:rStyle w:val="Hyperlink"/>
-            <w:rFonts w:ascii="Arial" w:eastAsia="Times New Roman" w:hAnsi="Arial" w:cs="Arial"/>
-            <w:b/>
-            <w:bCs/>
-            <w:kern w:val="0"/>
-            <w:sz w:val="18"/>
-            <w:szCs w:val="18"/>
-            <w:lang w:val="ru-RU"/>
-          </w:rPr>
-          <w:t>://</w:t>
-        </w:r>
-        <w:proofErr w:type="spellStart"/>
-        <w:r>
-          <w:rPr>
-            <w:rStyle w:val="Hyperlink"/>
-            <w:rFonts w:ascii="Arial" w:eastAsia="Times New Roman" w:hAnsi="Arial" w:cs="Arial"/>
-            <w:b/>
-            <w:bCs/>
-            <w:kern w:val="0"/>
-            <w:sz w:val="18"/>
-            <w:szCs w:val="18"/>
-          </w:rPr>
-          <w:t>chumakou</w:t>
-        </w:r>
-        <w:proofErr w:type="spellEnd"/>
-        <w:r>
-          <w:rPr>
-            <w:rStyle w:val="Hyperlink"/>
-            <w:rFonts w:ascii="Arial" w:eastAsia="Times New Roman" w:hAnsi="Arial" w:cs="Arial"/>
-            <w:b/>
-            <w:bCs/>
-            <w:kern w:val="0"/>
-            <w:sz w:val="18"/>
-            <w:szCs w:val="18"/>
-            <w:lang w:val="ru-RU"/>
-          </w:rPr>
-          <w:t>.</w:t>
-        </w:r>
-        <w:r>
-          <w:rPr>
-            <w:rStyle w:val="Hyperlink"/>
-            <w:rFonts w:ascii="Arial" w:eastAsia="Times New Roman" w:hAnsi="Arial" w:cs="Arial"/>
-            <w:b/>
-            <w:bCs/>
-            <w:kern w:val="0"/>
-            <w:sz w:val="18"/>
-            <w:szCs w:val="18"/>
-          </w:rPr>
-          <w:t>com</w:t>
-        </w:r>
-        <w:r>
-          <w:rPr>
-            <w:rStyle w:val="Hyperlink"/>
-            <w:rFonts w:ascii="Arial" w:eastAsia="Times New Roman" w:hAnsi="Arial" w:cs="Arial"/>
-            <w:b/>
-            <w:bCs/>
-            <w:kern w:val="0"/>
-            <w:sz w:val="18"/>
-            <w:szCs w:val="18"/>
-            <w:lang w:val="ru-RU"/>
-          </w:rPr>
-          <w:t>/</w:t>
-        </w:r>
-        <w:r>
-          <w:rPr>
-            <w:rStyle w:val="Hyperlink"/>
-            <w:rFonts w:ascii="Arial" w:eastAsia="Times New Roman" w:hAnsi="Arial" w:cs="Arial"/>
-            <w:b/>
-            <w:bCs/>
-            <w:kern w:val="0"/>
-            <w:sz w:val="18"/>
-            <w:szCs w:val="18"/>
-          </w:rPr>
-          <w:t>projects</w:t>
-        </w:r>
-        <w:r>
-          <w:rPr>
-            <w:rStyle w:val="Hyperlink"/>
-            <w:rFonts w:ascii="Arial" w:eastAsia="Times New Roman" w:hAnsi="Arial" w:cs="Arial"/>
-            <w:b/>
-            <w:bCs/>
-            <w:kern w:val="0"/>
-            <w:sz w:val="18"/>
-            <w:szCs w:val="18"/>
-            <w:lang w:val="ru-RU"/>
-          </w:rPr>
-          <w:t>/</w:t>
-        </w:r>
-        <w:proofErr w:type="spellStart"/>
-        <w:r>
-          <w:rPr>
-            <w:rStyle w:val="Hyperlink"/>
-            <w:rFonts w:ascii="Arial" w:eastAsia="Times New Roman" w:hAnsi="Arial" w:cs="Arial"/>
-            <w:b/>
-            <w:bCs/>
-            <w:kern w:val="0"/>
-            <w:sz w:val="18"/>
-            <w:szCs w:val="18"/>
-          </w:rPr>
-          <w:t>belarus</w:t>
-        </w:r>
-        <w:proofErr w:type="spellEnd"/>
-        <w:r>
-          <w:rPr>
-            <w:rStyle w:val="Hyperlink"/>
-            <w:rFonts w:ascii="Arial" w:eastAsia="Times New Roman" w:hAnsi="Arial" w:cs="Arial"/>
-            <w:b/>
-            <w:bCs/>
-            <w:kern w:val="0"/>
-            <w:sz w:val="18"/>
-            <w:szCs w:val="18"/>
-            <w:lang w:val="ru-RU"/>
-          </w:rPr>
-          <w:t>1937/</w:t>
-        </w:r>
-        <w:r>
-          <w:rPr>
-            <w:rStyle w:val="Hyperlink"/>
-            <w:rFonts w:ascii="Arial" w:eastAsia="Times New Roman" w:hAnsi="Arial" w:cs="Arial"/>
-            <w:b/>
-            <w:bCs/>
-            <w:kern w:val="0"/>
-            <w:sz w:val="18"/>
-            <w:szCs w:val="18"/>
-          </w:rPr>
-          <w:t>index</w:t>
-        </w:r>
-        <w:r>
-          <w:rPr>
-            <w:rStyle w:val="Hyperlink"/>
-            <w:rFonts w:ascii="Arial" w:eastAsia="Times New Roman" w:hAnsi="Arial" w:cs="Arial"/>
-            <w:b/>
-            <w:bCs/>
-            <w:kern w:val="0"/>
-            <w:sz w:val="18"/>
-            <w:szCs w:val="18"/>
-            <w:lang w:val="ru-RU"/>
-          </w:rPr>
-          <w:t>.</w:t>
-        </w:r>
-        <w:r>
-          <w:rPr>
-            <w:rStyle w:val="Hyperlink"/>
-            <w:rFonts w:ascii="Arial" w:eastAsia="Times New Roman" w:hAnsi="Arial" w:cs="Arial"/>
-            <w:b/>
-            <w:bCs/>
-            <w:kern w:val="0"/>
-            <w:sz w:val="18"/>
-            <w:szCs w:val="18"/>
-          </w:rPr>
-          <w:t>html</w:t>
-        </w:r>
-      </w:hyperlink>
-    </w:p>
-    <w:p>
-      <w:pPr>
-        <w:spacing w:after="0"/>
-        <w:rPr>
-          <w:rFonts w:ascii="Arial" w:eastAsia="Times New Roman" w:hAnsi="Arial" w:cs="Arial"/>
-          <w:b/>
-          <w:bCs/>
-          <w:kern w:val="0"/>
-          <w:sz w:val="18"/>
-          <w:szCs w:val="18"/>
-          <w:lang w:val="ru-RU"/>
-        </w:rPr>
       </w:pPr>
     </w:p>
     <w:p>
@@ -4189,51 +3970,11 @@
           <w:lang w:val="ru-RU"/>
         </w:rPr>
       </w:pPr>
-    </w:p>
-    <w:p>
-      <w:pPr>
-        <w:pBdr>
-          <w:bottom w:val="single" w:sz="6" w:space="1" w:color="auto"/>
-        </w:pBdr>
-        <w:spacing w:after="0" w:line="240" w:lineRule="auto"/>
-        <w:rPr>
-          <w:lang w:val="ru-RU"/>
-        </w:rPr>
-      </w:pPr>
-      <w:r>
-        <w:rPr>
-          <w:b/>
-          <w:bCs/>
-          <w:lang w:val="ru-RU"/>
-        </w:rPr>
-        <w:t>СТАТИСТИКА РАССТРЕЛОВ ПО НАЦИОНАЛЬНОСТЯМ</w:t>
-      </w:r>
-    </w:p>
-    <w:p>
-      <w:pPr>
-        <w:pBdr>
-          <w:bottom w:val="single" w:sz="6" w:space="1" w:color="auto"/>
-        </w:pBdr>
-        <w:spacing w:after="0" w:line="240" w:lineRule="auto"/>
-        <w:rPr>
-          <w:lang w:val="ru-RU"/>
-        </w:rPr>
-      </w:pPr>
-    </w:p>
-    <w:p>
-      <w:pPr>
-        <w:pBdr>
-          <w:bottom w:val="single" w:sz="6" w:space="1" w:color="auto"/>
-        </w:pBdr>
-        <w:spacing w:after="0" w:line="240" w:lineRule="auto"/>
-        <w:rPr>
-          <w:lang w:val="ru-RU"/>
-        </w:rPr>
-      </w:pPr>
       <w:r>
         <w:rPr>
           <w:noProof/>
         </w:rPr>
+        <w:lastRenderedPageBreak/>
         <w:drawing>
           <wp:inline distT="0" distB="0" distL="0" distR="0" wp14:anchorId="6EA9CC9F" wp14:editId="2C3E421A">
             <wp:extent cx="5943600" cy="4969510"/>
@@ -4250,10 +3991,10 @@
                     <pic:cNvPicPr/>
                   </pic:nvPicPr>
                   <pic:blipFill>
-                    <a:blip r:embed="rId34">
+                    <a:blip r:embed="rId33">
                       <a:extLst>
                         <a:ext uri="{96DAC541-7B7A-43D3-8B79-37D633B846F1}">
-                          <asvg:svgBlip xmlns:asvg="http://schemas.microsoft.com/office/drawing/2016/SVG/main" r:embed="rId35"/>
+                          <asvg:svgBlip xmlns:asvg="http://schemas.microsoft.com/office/drawing/2016/SVG/main" r:embed="rId34"/>
                         </a:ext>
                       </a:extLst>
                     </a:blip>
@@ -4447,7 +4188,7 @@
                     </pic:cNvPicPr>
                   </pic:nvPicPr>
                   <pic:blipFill>
-                    <a:blip r:embed="rId36">
+                    <a:blip r:embed="rId35">
                       <a:extLst>
                         <a:ext uri="{28A0092B-C50C-407E-A947-70E740481C1C}">
                           <a14:useLocalDpi xmlns:a14="http://schemas.microsoft.com/office/drawing/2010/main" val="0"/>
@@ -4495,7 +4236,7 @@
 </file>
 
 <file path=word/numbering.xml><?xml version="1.0" encoding="utf-8"?>
-<w:numbering xmlns:wpc="http://schemas.microsoft.com/office/word/2010/wordprocessingCanvas" xmlns:cx="http://schemas.microsoft.com/office/drawing/2014/chartex" xmlns:cx1="http://schemas.microsoft.com/office/drawing/2015/9/8/chartex" xmlns:cx2="http://schemas.microsoft.com/office/drawing/2015/10/21/chartex" xmlns:cx3="http://schemas.microsoft.com/office/drawing/2016/5/9/chartex" xmlns:cx4="http://schemas.microsoft.com/office/drawing/2016/5/10/chartex" xmlns:cx5="http://schemas.microsoft.com/office/drawing/2016/5/11/chartex" xmlns:cx6="http://schemas.microsoft.com/office/drawing/2016/5/12/chartex" xmlns:cx7="http://schemas.microsoft.com/office/drawing/2016/5/13/chartex" xmlns:cx8="http://schemas.microsoft.com/office/drawing/2016/5/14/chartex" xmlns:mc="http://schemas.openxmlformats.org/markup-compatibility/2006" xmlns:aink="http://schemas.microsoft.com/office/drawing/2016/ink" xmlns:am3d="http://schemas.microsoft.com/office/drawing/2017/model3d" xmlns:o="urn:schemas-microsoft-com:office:office" xmlns:oel="http://schemas.microsoft.com/office/2019/extlst" xmlns:r="http://schemas.openxmlformats.org/officeDocument/2006/relationships" xmlns:m="http://schemas.openxmlformats.org/officeDocument/2006/math" xmlns:v="urn:schemas-microsoft-com:vml" xmlns:wp14="http://schemas.microsoft.com/office/word/2010/wordprocessingDrawing" xmlns:wp="http://schemas.openxmlformats.org/drawingml/2006/wordprocessingDrawing" xmlns:w10="urn:schemas-microsoft-com:office:word" xmlns:w="http://schemas.openxmlformats.org/wordprocessingml/2006/main" xmlns:w14="http://schemas.microsoft.com/office/word/2010/wordml" xmlns:w15="http://schemas.microsoft.com/office/word/2012/wordml" xmlns:w16cei="http://schemas.microsoft.com/office/word/2026/wordml/cei" xmlns:w16cex="http://schemas.microsoft.com/office/word/2018/wordml/cex" xmlns:w16cid="http://schemas.microsoft.com/office/word/2016/wordml/cid" xmlns:w16="http://schemas.microsoft.com/office/word/2018/wordml" xmlns:w16du="http://schemas.microsoft.com/office/word/2023/wordml/word16du" xmlns:w16sdtdh="http://schemas.microsoft.com/office/word/2020/wordml/sdtdatahash" xmlns:w16sdtfl="http://schemas.microsoft.com/office/word/2024/wordml/sdtformatlock" xmlns:w16se="http://schemas.microsoft.com/office/word/2015/wordml/symex" xmlns:wpg="http://schemas.microsoft.com/office/word/2010/wordprocessingGroup" xmlns:wpi="http://schemas.microsoft.com/office/word/2010/wordprocessingInk" xmlns:wne="http://schemas.microsoft.com/office/word/2006/wordml" xmlns:wps="http://schemas.microsoft.com/office/word/2010/wordprocessingShape" mc:Ignorable="w14 w15 w16se w16cid w16 w16cex w16sdtdh w16sdtfl w16du wp14">
+<w:numbering xmlns:wpc="http://schemas.microsoft.com/office/word/2010/wordprocessingCanvas" xmlns:cx="http://schemas.microsoft.com/office/drawing/2014/chartex" xmlns:cx1="http://schemas.microsoft.com/office/drawing/2015/9/8/chartex" xmlns:cx2="http://schemas.microsoft.com/office/drawing/2015/10/21/chartex" xmlns:cx3="http://schemas.microsoft.com/office/drawing/2016/5/9/chartex" xmlns:cx4="http://schemas.microsoft.com/office/drawing/2016/5/10/chartex" xmlns:cx5="http://schemas.microsoft.com/office/drawing/2016/5/11/chartex" xmlns:cx6="http://schemas.microsoft.com/office/drawing/2016/5/12/chartex" xmlns:cx7="http://schemas.microsoft.com/office/drawing/2016/5/13/chartex" xmlns:cx8="http://schemas.microsoft.com/office/drawing/2016/5/14/chartex" xmlns:mc="http://schemas.openxmlformats.org/markup-compatibility/2006" xmlns:aink="http://schemas.microsoft.com/office/drawing/2016/ink" xmlns:am3d="http://schemas.microsoft.com/office/drawing/2017/model3d" xmlns:o="urn:schemas-microsoft-com:office:office" xmlns:oel="http://schemas.microsoft.com/office/2019/extlst" xmlns:r="http://schemas.openxmlformats.org/officeDocument/2006/relationships" xmlns:m="http://schemas.openxmlformats.org/officeDocument/2006/math" xmlns:v="urn:schemas-microsoft-com:vml" xmlns:wp14="http://schemas.microsoft.com/office/word/2010/wordprocessingDrawing" xmlns:wp="http://schemas.openxmlformats.org/drawingml/2006/wordprocessingDrawing" xmlns:w10="urn:schemas-microsoft-com:office:word" xmlns:w="http://schemas.openxmlformats.org/wordprocessingml/2006/main" xmlns:w14="http://schemas.microsoft.com/office/word/2010/wordml" xmlns:w15="http://schemas.microsoft.com/office/word/2012/wordml" xmlns:w16cex="http://schemas.microsoft.com/office/word/2018/wordml/cex" xmlns:w16cid="http://schemas.microsoft.com/office/word/2016/wordml/cid" xmlns:w16="http://schemas.microsoft.com/office/word/2018/wordml" xmlns:w16du="http://schemas.microsoft.com/office/word/2023/wordml/word16du" xmlns:w16sdtdh="http://schemas.microsoft.com/office/word/2020/wordml/sdtdatahash" xmlns:w16sdtfl="http://schemas.microsoft.com/office/word/2024/wordml/sdtformatlock" xmlns:w16se="http://schemas.microsoft.com/office/word/2015/wordml/symex" xmlns:wpg="http://schemas.microsoft.com/office/word/2010/wordprocessingGroup" xmlns:wpi="http://schemas.microsoft.com/office/word/2010/wordprocessingInk" xmlns:wne="http://schemas.microsoft.com/office/word/2006/wordml" xmlns:wps="http://schemas.microsoft.com/office/word/2010/wordprocessingShape" mc:Ignorable="w14 w15 w16se w16cid w16 w16cex w16sdtdh w16sdtfl w16du wp14">
   <w:abstractNum w:abstractNumId="0" w15:restartNumberingAfterBreak="0">
     <w:nsid w:val="21351F26"/>
     <w:multiLevelType w:val="hybridMultilevel"/>
